--- a/Task1_Proposal_LL-000020924_Gallagher_J.docx
+++ b/Task1_Proposal_LL-000020924_Gallagher_J.docx
@@ -1,6 +1,6 @@
 
 <file path=word/document.xml><?xml version="1.0" encoding="utf-8"?>
-<w:document xmlns:wpc="http://schemas.microsoft.com/office/word/2010/wordprocessingCanvas" xmlns:cx="http://schemas.microsoft.com/office/drawing/2014/chartex" xmlns:cx1="http://schemas.microsoft.com/office/drawing/2015/9/8/chartex" xmlns:cx2="http://schemas.microsoft.com/office/drawing/2015/10/21/chartex" xmlns:cx3="http://schemas.microsoft.com/office/drawing/2016/5/9/chartex" xmlns:cx4="http://schemas.microsoft.com/office/drawing/2016/5/10/chartex" xmlns:cx5="http://schemas.microsoft.com/office/drawing/2016/5/11/chartex" xmlns:cx6="http://schemas.microsoft.com/office/drawing/2016/5/12/chartex" xmlns:cx7="http://schemas.microsoft.com/office/drawing/2016/5/13/chartex" xmlns:cx8="http://schemas.microsoft.com/office/drawing/2016/5/14/chartex" xmlns:mc="http://schemas.openxmlformats.org/markup-compatibility/2006" xmlns:aink="http://schemas.microsoft.com/office/drawing/2016/ink" xmlns:am3d="http://schemas.microsoft.com/office/drawing/2017/model3d" xmlns:o="urn:schemas-microsoft-com:office:office" xmlns:oel="http://schemas.microsoft.com/office/2019/extlst" xmlns:r="http://schemas.openxmlformats.org/officeDocument/2006/relationships" xmlns:m="http://schemas.openxmlformats.org/officeDocument/2006/math" xmlns:v="urn:schemas-microsoft-com:vml" xmlns:wp14="http://schemas.microsoft.com/office/word/2010/wordprocessingDrawing" xmlns:wp="http://schemas.openxmlformats.org/drawingml/2006/wordprocessingDrawing" xmlns:w10="urn:schemas-microsoft-com:office:word" xmlns:w="http://schemas.openxmlformats.org/wordprocessingml/2006/main" xmlns:w14="http://schemas.microsoft.com/office/word/2010/wordml" xmlns:w15="http://schemas.microsoft.com/office/word/2012/wordml" xmlns:w16cex="http://schemas.microsoft.com/office/word/2018/wordml/cex" xmlns:w16cid="http://schemas.microsoft.com/office/word/2016/wordml/cid" xmlns:w16="http://schemas.microsoft.com/office/word/2018/wordml" xmlns:w16du="http://schemas.microsoft.com/office/word/2023/wordml/word16du" xmlns:w16sdtdh="http://schemas.microsoft.com/office/word/2020/wordml/sdtdatahash" xmlns:w16sdtfl="http://schemas.microsoft.com/office/word/2024/wordml/sdtformatlock" xmlns:w16se="http://schemas.microsoft.com/office/word/2015/wordml/symex" xmlns:wpg="http://schemas.microsoft.com/office/word/2010/wordprocessingGroup" xmlns:wpi="http://schemas.microsoft.com/office/word/2010/wordprocessingInk" xmlns:wne="http://schemas.microsoft.com/office/word/2006/wordml" xmlns:wps="http://schemas.microsoft.com/office/word/2010/wordprocessingShape" mc:Ignorable="w14 w15 w16se w16cid w16 w16cex w16sdtdh w16sdtfl w16du wp14">
+<w:document xmlns:wpc="http://schemas.microsoft.com/office/word/2010/wordprocessingCanvas" xmlns:cx="http://schemas.microsoft.com/office/drawing/2014/chartex" xmlns:cx1="http://schemas.microsoft.com/office/drawing/2015/9/8/chartex" xmlns:cx2="http://schemas.microsoft.com/office/drawing/2015/10/21/chartex" xmlns:cx3="http://schemas.microsoft.com/office/drawing/2016/5/9/chartex" xmlns:cx4="http://schemas.microsoft.com/office/drawing/2016/5/10/chartex" xmlns:cx5="http://schemas.microsoft.com/office/drawing/2016/5/11/chartex" xmlns:cx6="http://schemas.microsoft.com/office/drawing/2016/5/12/chartex" xmlns:cx7="http://schemas.microsoft.com/office/drawing/2016/5/13/chartex" xmlns:cx8="http://schemas.microsoft.com/office/drawing/2016/5/14/chartex" xmlns:mc="http://schemas.openxmlformats.org/markup-compatibility/2006" xmlns:aink="http://schemas.microsoft.com/office/drawing/2016/ink" xmlns:am3d="http://schemas.microsoft.com/office/drawing/2017/model3d" xmlns:o="urn:schemas-microsoft-com:office:office" xmlns:r="http://schemas.openxmlformats.org/officeDocument/2006/relationships" xmlns:m="http://schemas.openxmlformats.org/officeDocument/2006/math" xmlns:v="urn:schemas-microsoft-com:vml" xmlns:wp14="http://schemas.microsoft.com/office/word/2010/wordprocessingDrawing" xmlns:wp="http://schemas.openxmlformats.org/drawingml/2006/wordprocessingDrawing" xmlns:w10="urn:schemas-microsoft-com:office:word" xmlns:w="http://schemas.openxmlformats.org/wordprocessingml/2006/main" xmlns:w14="http://schemas.microsoft.com/office/word/2010/wordml" xmlns:w15="http://schemas.microsoft.com/office/word/2012/wordml" xmlns:w16cex="http://schemas.microsoft.com/office/word/2018/wordml/cex" xmlns:w16cid="http://schemas.microsoft.com/office/word/2016/wordml/cid" xmlns:w16="http://schemas.microsoft.com/office/word/2018/wordml" xmlns:w16sdtdh="http://schemas.microsoft.com/office/word/2020/wordml/sdtdatahash" xmlns:w16se="http://schemas.microsoft.com/office/word/2015/wordml/symex" xmlns:wpg="http://schemas.microsoft.com/office/word/2010/wordprocessingGroup" xmlns:wpi="http://schemas.microsoft.com/office/word/2010/wordprocessingInk" xmlns:wne="http://schemas.microsoft.com/office/word/2006/wordml" xmlns:wps="http://schemas.microsoft.com/office/word/2010/wordprocessingShape" mc:Ignorable="w14 w15 w16se w16cid w16 w16cex w16sdtdh wp14">
   <w:body>
     <w:sdt>
       <w:sdtPr>
@@ -97,6 +97,7 @@
                                   <w:dataBinding w:prefixMappings="xmlns:ns0='http://schemas.openxmlformats.org/package/2006/metadata/core-properties' xmlns:ns1='http://purl.org/dc/elements/1.1/'" w:xpath="/ns0:coreProperties[1]/ns1:title[1]" w:storeItemID="{6C3C8BC8-F283-45AE-878A-BAB7291924A1}"/>
                                   <w:text/>
                                 </w:sdtPr>
+                                <w:sdtEndPr/>
                                 <w:sdtContent>
                                   <w:p>
                                     <w:pPr>
@@ -144,6 +145,7 @@
                                   <w:dataBinding w:prefixMappings="xmlns:ns0='http://schemas.microsoft.com/office/2006/coverPageProps'" w:xpath="/ns0:CoverPageProperties[1]/ns0:Abstract[1]" w:storeItemID="{55AF091B-3C7A-41E3-B477-F2FDAA23CFDA}"/>
                                   <w:text/>
                                 </w:sdtPr>
+                                <w:sdtEndPr/>
                                 <w:sdtContent>
                                   <w:p>
                                     <w:pPr>
@@ -180,7 +182,7 @@
                   </wp:anchor>
                 </w:drawing>
               </mc:Choice>
-              <mc:Fallback>
+              <mc:Fallback xmlns:w16sdtfl="http://schemas.microsoft.com/office/word/2024/wordml/sdtformatlock" xmlns:w16du="http://schemas.microsoft.com/office/word/2023/wordml/word16du" xmlns:oel="http://schemas.microsoft.com/office/2019/extlst">
                 <w:pict>
                   <v:rect w14:anchorId="7C3BCF51" id="Rectangle 16" o:spid="_x0000_s1026" style="position:absolute;margin-left:0;margin-top:0;width:422.3pt;height:760.1pt;z-index:251664384;visibility:visible;mso-wrap-style:square;mso-width-percent:690;mso-height-percent:960;mso-left-percent:20;mso-top-percent:20;mso-wrap-distance-left:9pt;mso-wrap-distance-top:0;mso-wrap-distance-right:9pt;mso-wrap-distance-bottom:0;mso-position-horizontal-relative:page;mso-position-vertical-relative:page;mso-width-percent:690;mso-height-percent:960;mso-left-percent:20;mso-top-percent:20;mso-width-relative:page;mso-height-relative:page;v-text-anchor:middle" o:gfxdata="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" fillcolor="#4472c4 [3204]" stroked="f">
                     <v:textbox inset="21.6pt,1in,21.6pt">
@@ -353,6 +355,7 @@
                                   <w:dataBinding w:prefixMappings="xmlns:ns0='http://schemas.openxmlformats.org/package/2006/metadata/core-properties' xmlns:ns1='http://purl.org/dc/elements/1.1/'" w:xpath="/ns0:coreProperties[1]/ns1:subject[1]" w:storeItemID="{6C3C8BC8-F283-45AE-878A-BAB7291924A1}"/>
                                   <w:text/>
                                 </w:sdtPr>
+                                <w:sdtEndPr/>
                                 <w:sdtContent>
                                   <w:p>
                                     <w:pPr>
@@ -392,7 +395,7 @@
                   </wp:anchor>
                 </w:drawing>
               </mc:Choice>
-              <mc:Fallback>
+              <mc:Fallback xmlns:w16sdtfl="http://schemas.microsoft.com/office/word/2024/wordml/sdtformatlock" xmlns:w16du="http://schemas.microsoft.com/office/word/2023/wordml/word16du" xmlns:oel="http://schemas.microsoft.com/office/2019/extlst">
                 <w:pict>
                   <v:rect w14:anchorId="53D39E21" id="Rectangle 268" o:spid="_x0000_s1027" style="position:absolute;margin-left:0;margin-top:0;width:148.1pt;height:760.3pt;z-index:251665408;visibility:visible;mso-wrap-style:square;mso-width-percent:242;mso-height-percent:960;mso-left-percent:730;mso-wrap-distance-left:9pt;mso-wrap-distance-top:0;mso-wrap-distance-right:9pt;mso-wrap-distance-bottom:0;mso-position-horizontal-relative:page;mso-position-vertical:center;mso-position-vertical-relative:page;mso-width-percent:242;mso-height-percent:960;mso-left-percent:730;mso-width-relative:page;mso-height-relative:page;v-text-anchor:middle" o:gfxdata="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" fillcolor="#44546a [3215]" stroked="f" strokeweight="1pt">
                     <v:textbox inset="14.4pt,,14.4pt">
@@ -1357,15 +1360,7 @@
         <w:t xml:space="preserve">The problem we are solving here is that customers may not always understand where foods are sourced from or how they are produced. Without information about farmers and producers being made clear, it creates opportunity for customers to overlook locally sourced product, leading to them potentially purchasing from large commercial suppliers instead. The solution will be able to provide thorough information about each producer, alongside their farming or production methods, background and the benefits of buying locally produced food and drink. </w:t>
       </w:r>
       <w:r>
-        <w:t xml:space="preserve">Customers making informed decisions would benefit the business as customers know what they’re paying </w:t>
-      </w:r>
-      <w:proofErr w:type="gramStart"/>
-      <w:r>
-        <w:t>for</w:t>
-      </w:r>
-      <w:proofErr w:type="gramEnd"/>
-      <w:r>
-        <w:t xml:space="preserve"> and it would build a stronger connection with local producers, which increases trust in the brand, encouraging customers to support the economy locally and improving GLH’s reputation overall.</w:t>
+        <w:t>Customers making informed decisions would benefit the business as customers know what they’re paying for and it would build a stronger connection with local producers, which increases trust in the brand, encouraging customers to support the economy locally and improving GLH’s reputation overall.</w:t>
       </w:r>
     </w:p>
     <w:p/>
@@ -1386,15 +1381,7 @@
     </w:p>
     <w:p>
       <w:r>
-        <w:t xml:space="preserve">The problem we are solving here is that customers may not know what products are available </w:t>
-      </w:r>
-      <w:proofErr w:type="gramStart"/>
-      <w:r>
-        <w:t>at the moment</w:t>
-      </w:r>
-      <w:proofErr w:type="gramEnd"/>
-      <w:r>
-        <w:t xml:space="preserve">, or the prices of certain products before visiting the hub. This confusion may </w:t>
+        <w:t xml:space="preserve">The problem we are solving here is that customers may not know what products are available at the moment, or the prices of certain products before visiting the hub. This confusion may </w:t>
       </w:r>
       <w:r>
         <w:t>cause</w:t>
@@ -1431,15 +1418,7 @@
         <w:t xml:space="preserve">The problem we are solving here is that </w:t>
       </w:r>
       <w:r>
-        <w:t xml:space="preserve">inconvenience and inefficacy may be created as customers may need to visit the hub physically or contact staff to place an order. This is inconvenient and inefficient as manual ordering processing increase the chance of errors occurring and miscommunication between staff and customers happening. Through an online ordering where customers </w:t>
-      </w:r>
-      <w:proofErr w:type="gramStart"/>
-      <w:r>
-        <w:t>are able to</w:t>
-      </w:r>
-      <w:proofErr w:type="gramEnd"/>
-      <w:r>
-        <w:t xml:space="preserve"> select the products they want and choose between collection from the hub or delivery to their location, this can be solved. This benefits the business since customers can make orders at any time, improving convenience/ease of use and encourages more purchases whilst reducing the workload which are placed upon staff members.</w:t>
+        <w:t>inconvenience and inefficacy may be created as customers may need to visit the hub physically or contact staff to place an order. This is inconvenient and inefficient as manual ordering processing increase the chance of errors occurring and miscommunication between staff and customers happening. Through an online ordering where customers are able to select the products they want and choose between collection from the hub or delivery to their location, this can be solved. This benefits the business since customers can make orders at any time, improving convenience/ease of use and encourages more purchases whilst reducing the workload which are placed upon staff members.</w:t>
       </w:r>
     </w:p>
     <w:p/>
@@ -1460,15 +1439,7 @@
     </w:p>
     <w:p>
       <w:r>
-        <w:t xml:space="preserve">The problem we are solving here is that </w:t>
-      </w:r>
-      <w:proofErr w:type="gramStart"/>
-      <w:r>
-        <w:t>at the moment</w:t>
-      </w:r>
-      <w:proofErr w:type="gramEnd"/>
-      <w:r>
-        <w:t xml:space="preserve"> customers have no simple way of tracking purchases which were previously made or accessing and managing their personal information </w:t>
+        <w:t xml:space="preserve">The problem we are solving here is that at the moment customers have no simple way of tracking purchases which were previously made or accessing and managing their personal information </w:t>
       </w:r>
       <w:r>
         <w:t>if orders are handled manually. Not only this, but without a secure account system, there may also be difficulty when storing and managing information of customers safely. However, the solution will allow customers to create accounts which they’re able to manage, which will also allow them to store personal details securely and view order history to see purchases previously made. This benefits the business since</w:t>
@@ -1495,37 +1466,13 @@
     </w:p>
     <w:p>
       <w:r>
-        <w:t xml:space="preserve">The problem we are solving here is that </w:t>
-      </w:r>
-      <w:proofErr w:type="gramStart"/>
-      <w:r>
-        <w:t>at the moment</w:t>
-      </w:r>
-      <w:proofErr w:type="gramEnd"/>
-      <w:r>
-        <w:t xml:space="preserve"> producers currently may not have a system which is centralised to be able to manage necessary information like products, stock levels </w:t>
-      </w:r>
-      <w:proofErr w:type="gramStart"/>
-      <w:r>
-        <w:t>and also</w:t>
-      </w:r>
-      <w:proofErr w:type="gramEnd"/>
-      <w:r>
-        <w:t xml:space="preserve"> incoming orders. This could cause delay when updating the availability of products, which may lead to information which is incorrect being displayed to the customers. However, the solution will include a dashboard which is accessible by producers to manage their product listings, update the stock levels and view customer orders. This will benefit the business as </w:t>
+        <w:t xml:space="preserve">The problem we are solving here is that at the moment producers currently may not have a system which is centralised to be able to manage necessary information like products, stock levels and also incoming orders. This could cause delay when updating the availability of products, which may lead to information which is incorrect being displayed to the customers. However, the solution will include a dashboard which is accessible by producers to manage their product listings, update the stock levels and view customer orders. This will benefit the business as </w:t>
       </w:r>
       <w:r>
         <w:t>it makes sure that product information is correct</w:t>
       </w:r>
       <w:r>
-        <w:t xml:space="preserve"> and accurate which will avoid issues when customers are making </w:t>
-      </w:r>
-      <w:proofErr w:type="gramStart"/>
-      <w:r>
-        <w:t>purchases, and</w:t>
-      </w:r>
-      <w:proofErr w:type="gramEnd"/>
-      <w:r>
-        <w:t xml:space="preserve"> will also allow for producers to efficiently manage their products while reducing workload for staff.</w:t>
+        <w:t xml:space="preserve"> and accurate which will avoid issues when customers are making purchases, and will also allow for producers to efficiently manage their products while reducing workload for staff.</w:t>
       </w:r>
     </w:p>
     <w:p/>
@@ -1547,15 +1494,7 @@
     <w:p>
       <w:r>
         <w:lastRenderedPageBreak/>
-        <w:t xml:space="preserve">The problem we are solving here is that </w:t>
-      </w:r>
-      <w:proofErr w:type="gramStart"/>
-      <w:r>
-        <w:t>at the moment</w:t>
-      </w:r>
-      <w:proofErr w:type="gramEnd"/>
-      <w:r>
-        <w:t xml:space="preserve"> customers may not have clear visibility and understanding on the status of the orders they have made once placed. Without </w:t>
+        <w:t xml:space="preserve">The problem we are solving here is that at the moment customers may not have clear visibility and understanding on the status of the orders they have made once placed. Without </w:t>
       </w:r>
       <w:r>
         <w:t>proper order tracking or scheduling information in place for the user to see, customers may be confused and uncertain as to when their order will be ready for collection or delivered. However, the solution will provide features for order management to the user which allows the customer to track order progress and view any necessary scheduling information. This</w:t>
@@ -1567,15 +1506,7 @@
         <w:t xml:space="preserve"> benefit the business as transparency </w:t>
       </w:r>
       <w:r>
-        <w:t xml:space="preserve">is improved through allowing users to see the </w:t>
-      </w:r>
-      <w:proofErr w:type="gramStart"/>
-      <w:r>
-        <w:t>current status</w:t>
-      </w:r>
-      <w:proofErr w:type="gramEnd"/>
-      <w:r>
-        <w:t xml:space="preserve"> of their order, which will also </w:t>
+        <w:t xml:space="preserve">is improved through allowing users to see the current status of their order, which will also </w:t>
       </w:r>
       <w:r>
         <w:t xml:space="preserve">reduce the number of enquiries customers make </w:t>
@@ -1586,16 +1517,11 @@
       <w:r>
         <w:t xml:space="preserve"> the </w:t>
       </w:r>
-      <w:proofErr w:type="gramStart"/>
       <w:r>
         <w:t xml:space="preserve">current </w:t>
       </w:r>
       <w:r>
-        <w:t>status</w:t>
-      </w:r>
-      <w:proofErr w:type="gramEnd"/>
-      <w:r>
-        <w:t xml:space="preserve"> of their order, whilst also </w:t>
+        <w:t xml:space="preserve">status of their order, whilst also </w:t>
       </w:r>
       <w:r>
         <w:t xml:space="preserve">making sure that </w:t>
@@ -1634,15 +1560,7 @@
     </w:p>
     <w:p>
       <w:r>
-        <w:t xml:space="preserve">The problem we are solving here is that </w:t>
-      </w:r>
-      <w:proofErr w:type="gramStart"/>
-      <w:r>
-        <w:t>at the moment</w:t>
-      </w:r>
-      <w:proofErr w:type="gramEnd"/>
-      <w:r>
-        <w:t xml:space="preserve"> customers may not feel any strong incentives to continue making purchases of products from Greenfield Local Hub on a regular basis. This is because without a customer reward system, businesses often struggle to keep hold of returning customers and encourage repeat purchases being made. The digital solution will include a loyalty scheme which gives customers rewards like a special offer or discount when they make purchases of products from the hub, for example a five percent discount on their next order. </w:t>
+        <w:t xml:space="preserve">The problem we are solving here is that at the moment customers may not feel any strong incentives to continue making purchases of products from Greenfield Local Hub on a regular basis. This is because without a customer reward system, businesses often struggle to keep hold of returning customers and encourage repeat purchases being made. The digital solution will include a loyalty scheme which gives customers rewards like a special offer or discount when they make purchases of products from the hub, for example a five percent discount on their next order. </w:t>
       </w:r>
       <w:r>
         <w:t xml:space="preserve">Because of this, the </w:t>
@@ -2229,15 +2147,7 @@
               <w:t xml:space="preserve"> </w:t>
             </w:r>
             <w:r>
-              <w:t xml:space="preserve">A list of </w:t>
-            </w:r>
-            <w:proofErr w:type="gramStart"/>
-            <w:r>
-              <w:t>all of</w:t>
-            </w:r>
-            <w:proofErr w:type="gramEnd"/>
-            <w:r>
-              <w:t xml:space="preserve"> that customers personal </w:t>
+              <w:t xml:space="preserve">A list of all of that customers personal </w:t>
             </w:r>
             <w:r>
               <w:t>orders</w:t>
@@ -2317,15 +2227,7 @@
               <w:t xml:space="preserve"> </w:t>
             </w:r>
             <w:r>
-              <w:t xml:space="preserve">Users must not be able to make changes to other </w:t>
-            </w:r>
-            <w:proofErr w:type="gramStart"/>
-            <w:r>
-              <w:t>users</w:t>
-            </w:r>
-            <w:proofErr w:type="gramEnd"/>
-            <w:r>
-              <w:t xml:space="preserve"> </w:t>
+              <w:t xml:space="preserve">Users must not be able to make changes to other users </w:t>
             </w:r>
             <w:r>
               <w:t>orders</w:t>
@@ -2341,15 +2243,7 @@
               <w:t xml:space="preserve">Producer and staff </w:t>
             </w:r>
             <w:r>
-              <w:t xml:space="preserve">involvement will be </w:t>
-            </w:r>
-            <w:proofErr w:type="gramStart"/>
-            <w:r>
-              <w:t>reduced,</w:t>
-            </w:r>
-            <w:proofErr w:type="gramEnd"/>
-            <w:r>
-              <w:t xml:space="preserve"> efficiency will be improved and the overall experience for users will be heavily enhanced through giving users the ability to access their own </w:t>
+              <w:t xml:space="preserve">involvement will be reduced, efficiency will be improved and the overall experience for users will be heavily enhanced through giving users the ability to access their own </w:t>
             </w:r>
             <w:r>
               <w:t>orders</w:t>
@@ -2453,11 +2347,9 @@
             <w:r>
               <w:t xml:space="preserve"> must be able to log in to a secure </w:t>
             </w:r>
-            <w:proofErr w:type="gramStart"/>
             <w:r>
               <w:t>producers</w:t>
             </w:r>
-            <w:proofErr w:type="gramEnd"/>
             <w:r>
               <w:t xml:space="preserve"> area</w:t>
             </w:r>
@@ -2735,19 +2627,11 @@
           </w:tcPr>
           <w:p>
             <w:r>
-              <w:t>The company’s reputation, legal compliance and inclusivity to people who can use the web application are all increased as having a variety of accessibility features can ensure the website is usable by a wider scope of audience and complies with guidelines from WCAG. Being open to a wider scope of audience further benefits the company as it means more customers can make use of the website</w:t>
-            </w:r>
-            <w:r>
-              <w:t xml:space="preserve">, make orders and find out information regarding local producers </w:t>
-            </w:r>
-            <w:r>
-              <w:t>which means more potential sales are to be made</w:t>
-            </w:r>
-            <w:r>
-              <w:t xml:space="preserve"> and less confusion for customers</w:t>
-            </w:r>
-            <w:r>
-              <w:t>.</w:t>
+              <w:t xml:space="preserve">The reputation of the company, alongside the legal compliance and how inclusive the company is to people who can use the web application are increased since having variety in accessibility features makes sure that the website can be used by a larger audience and WCAG guidelines are complied with. Being open to a larger audience also benefits the company because it means that more customers are able to make proper usage of the website, meaning more users can gather information about local producers which directly supports the clients requirement, and more users can make orders which may lead to more potential sales due to ease </w:t>
+            </w:r>
+            <w:r>
+              <w:lastRenderedPageBreak/>
+              <w:t>of use and less confusion for customers, making them able to make informed purchasing decisions.</w:t>
             </w:r>
           </w:p>
         </w:tc>
@@ -2762,14 +2646,11 @@
           </w:tcPr>
           <w:p>
             <w:r>
+              <w:lastRenderedPageBreak/>
               <w:t xml:space="preserve">The solution must </w:t>
             </w:r>
             <w:r>
-              <w:t xml:space="preserve">allow customers to view information </w:t>
-            </w:r>
-            <w:r>
-              <w:lastRenderedPageBreak/>
-              <w:t>about local producers</w:t>
+              <w:t>allow customers to view information about local producers</w:t>
             </w:r>
           </w:p>
         </w:tc>
@@ -2779,7 +2660,6 @@
           </w:tcPr>
           <w:p>
             <w:r>
-              <w:lastRenderedPageBreak/>
               <w:t xml:space="preserve">As </w:t>
             </w:r>
             <w:r>
@@ -2790,11 +2670,7 @@
               <w:t>Daniel Morris</w:t>
             </w:r>
             <w:r>
-              <w:t xml:space="preserve">, I want to view information regarding local </w:t>
-            </w:r>
-            <w:r>
-              <w:lastRenderedPageBreak/>
-              <w:t>producers so that I can understand where products</w:t>
+              <w:t>, I want to view information regarding local producers so that I can understand where products</w:t>
             </w:r>
             <w:r>
               <w:t xml:space="preserve"> on the solution come from to make informed decisions when placing orders.</w:t>
@@ -2819,12 +2695,7 @@
               </w:rPr>
             </w:pPr>
             <w:r>
-              <w:lastRenderedPageBreak/>
-              <w:t xml:space="preserve">A “Producers” page must be accessible </w:t>
-            </w:r>
-            <w:r>
-              <w:lastRenderedPageBreak/>
-              <w:t>from the main navigation</w:t>
+              <w:t>A “Producers” page must be accessible from the main navigation</w:t>
             </w:r>
           </w:p>
           <w:p>
@@ -2899,15 +2770,28 @@
           </w:tcPr>
           <w:p>
             <w:r>
-              <w:lastRenderedPageBreak/>
-              <w:t xml:space="preserve">Most customers value information like knowing where the food they order is coming from and how it </w:t>
-            </w:r>
-            <w:r>
-              <w:lastRenderedPageBreak/>
-              <w:t xml:space="preserve">is made, especially through local producers. Giving this information to customers will build a relationship of trust and transparency for customers and the business. This also promotes ethical sourcing and benefits the support of local product. Not only this, but the business is also benefitted by increasing the relationship between the customer and produce whilst making the chance of successful orders higher as customers feel confident making purchases </w:t>
-            </w:r>
-            <w:r>
-              <w:t>through informed decisions and knowing where food comes from and its quality.</w:t>
+              <w:t>Customers take high value to information regarding foods, such as where the goods are coming from and how they’re made. Giving such information to customers will build trust and transparency which creates a relationship between the brand and custome</w:t>
+            </w:r>
+            <w:r>
+              <w:t>r</w:t>
+            </w:r>
+            <w:r>
+              <w:t xml:space="preserve">. This also actively promotes any ethical sourcing of local product. Not only this, the business is also benefitted by relationships being created as the chance of </w:t>
+            </w:r>
+            <w:r>
+              <w:t>successfully</w:t>
+            </w:r>
+            <w:r>
+              <w:t xml:space="preserve"> orders are increased since </w:t>
+            </w:r>
+            <w:r>
+              <w:t>customers</w:t>
+            </w:r>
+            <w:r>
+              <w:t xml:space="preserve"> feel more confident making purchases with a brand they trust and feel safe or happy ordering from, knowing it is high quality or</w:t>
+            </w:r>
+            <w:r>
+              <w:t xml:space="preserve"> morally correct.</w:t>
             </w:r>
           </w:p>
         </w:tc>
@@ -2922,7 +2806,6 @@
           </w:tcPr>
           <w:p>
             <w:r>
-              <w:lastRenderedPageBreak/>
               <w:t>The solution must allow customers to view available products</w:t>
             </w:r>
           </w:p>
@@ -2984,6 +2867,7 @@
               </w:numPr>
             </w:pPr>
             <w:r>
+              <w:lastRenderedPageBreak/>
               <w:t>Products must display name, price description and availability status</w:t>
             </w:r>
           </w:p>
@@ -2996,11 +2880,7 @@
               </w:numPr>
             </w:pPr>
             <w:r>
-              <w:t xml:space="preserve">Products must include images </w:t>
-            </w:r>
-            <w:r>
-              <w:lastRenderedPageBreak/>
-              <w:t>where possible</w:t>
+              <w:t>Products must include images where possible</w:t>
             </w:r>
           </w:p>
           <w:p>
@@ -3050,11 +2930,11 @@
               <w:t>Customers</w:t>
             </w:r>
             <w:r>
-              <w:t xml:space="preserve"> may be confused or hesitant when making purchases online, giving customers the opportunity to view the products available on the solution with clear description allowed for informed decisions to be made when placing orders. The system improves user experience by providing users a clear display of information, which also decreases the number of incorrect orders, which will reduce the number of staff and producer enquiries. This also benefits the business as customer confidence is improved through clear information, </w:t>
+              <w:t xml:space="preserve"> may be confused or hesitant when making purchases online, giving customers the opportunity to view the products available on the solution with clear description allowed for informed decisions to be made when placing orders. The system improves user experience by providing users a clear display of </w:t>
             </w:r>
             <w:r>
               <w:lastRenderedPageBreak/>
-              <w:t>which improves sales as customers can make informed decisions to easily browse and select products which are suitable to their need.</w:t>
+              <w:t>information, which also decreases the number of incorrect orders, which will reduce the number of staff and producer enquiries. This also benefits the business as customer confidence is improved through clear information, which improves sales as customers can make informed decisions to easily browse and select products which are suitable to their need.</w:t>
             </w:r>
           </w:p>
         </w:tc>
@@ -3143,6 +3023,7 @@
               </w:numPr>
             </w:pPr>
             <w:r>
+              <w:lastRenderedPageBreak/>
               <w:t>Required fields like delivery or contact info must be validated</w:t>
             </w:r>
           </w:p>
@@ -3155,11 +3036,7 @@
               </w:numPr>
             </w:pPr>
             <w:r>
-              <w:t xml:space="preserve">The system must check product availability before </w:t>
-            </w:r>
-            <w:r>
-              <w:lastRenderedPageBreak/>
-              <w:t>confirming an order</w:t>
+              <w:t>The system must check product availability before confirming an order</w:t>
             </w:r>
           </w:p>
           <w:p>
@@ -3182,15 +3059,7 @@
           <w:p>
             <w:r>
               <w:lastRenderedPageBreak/>
-              <w:t xml:space="preserve">Customer convenience is improved and a volume of staff workload </w:t>
-            </w:r>
-            <w:proofErr w:type="gramStart"/>
-            <w:r>
-              <w:t>and also</w:t>
-            </w:r>
-            <w:proofErr w:type="gramEnd"/>
-            <w:r>
-              <w:t xml:space="preserve"> errors</w:t>
+              <w:t>Customer convenience is improved and a volume of staff workload and also errors</w:t>
             </w:r>
             <w:r>
               <w:t xml:space="preserve"> occurred when making orders</w:t>
@@ -3311,7 +3180,11 @@
               </w:numPr>
             </w:pPr>
             <w:r>
-              <w:t>Customers must receive notifications when order status changes.</w:t>
+              <w:t xml:space="preserve">Customers must receive notifications when order </w:t>
+            </w:r>
+            <w:r>
+              <w:lastRenderedPageBreak/>
+              <w:t>status changes.</w:t>
             </w:r>
           </w:p>
         </w:tc>
@@ -3321,6 +3194,7 @@
           </w:tcPr>
           <w:p>
             <w:r>
+              <w:lastRenderedPageBreak/>
               <w:t>Without clear order status updates customers may be confused on when their order will be ready or if it’s even gone through, order tracking improves the transparency and communication between customer and business by providing a tracking functionality to reduce uncertainty which means customers don’t need to contact support for updates. This improves efficiency for producers and staff while increasing customer satisfaction and even trust whilst using the solution.</w:t>
             </w:r>
           </w:p>
@@ -3388,7 +3262,6 @@
               <w:t xml:space="preserve">Customers must </w:t>
             </w:r>
             <w:r>
-              <w:lastRenderedPageBreak/>
               <w:t>complete orders to gain loyalty points or discounts</w:t>
             </w:r>
           </w:p>
@@ -3429,20 +3302,7 @@
           </w:tcPr>
           <w:p>
             <w:r>
-              <w:lastRenderedPageBreak/>
-              <w:t xml:space="preserve">GLH </w:t>
-            </w:r>
-            <w:proofErr w:type="gramStart"/>
-            <w:r>
-              <w:t>is able to</w:t>
-            </w:r>
-            <w:proofErr w:type="gramEnd"/>
-            <w:r>
-              <w:t xml:space="preserve"> maintain and improve retention between customers and promote engagement through the web application with the use of a loyalty scheme which rewards customers for buying locally produced goods. This benefits the </w:t>
-            </w:r>
-            <w:r>
-              <w:lastRenderedPageBreak/>
-              <w:t>business as long-term revenue is obtained through customer retention and providing customers with added value through discounts and exclusive offers.</w:t>
+              <w:t>GLH is able to maintain and improve retention between customers and promote engagement through the web application with the use of a loyalty scheme which rewards customers for buying locally produced goods. This benefits the business as long-term revenue is obtained through customer retention and providing customers with added value through discounts and exclusive offers.</w:t>
             </w:r>
           </w:p>
         </w:tc>
@@ -3625,7 +3485,11 @@
           </w:tcPr>
           <w:p>
             <w:r>
-              <w:t xml:space="preserve">There is more trust in the system as feedback is immediate, reassuring customers their </w:t>
+              <w:t xml:space="preserve">There is more trust in the system as feedback is immediate, reassuring </w:t>
+            </w:r>
+            <w:r>
+              <w:lastRenderedPageBreak/>
+              <w:t xml:space="preserve">customers their </w:t>
             </w:r>
             <w:r>
               <w:t>order</w:t>
@@ -3650,6 +3514,7 @@
           </w:tcPr>
           <w:p>
             <w:r>
+              <w:lastRenderedPageBreak/>
               <w:t xml:space="preserve">• </w:t>
             </w:r>
             <w:r>
@@ -3661,6 +3526,7 @@
           </w:p>
           <w:p>
             <w:r>
+              <w:lastRenderedPageBreak/>
               <w:t>• Users should receive confirmation feedback immediately after a status has been applied to it.</w:t>
             </w:r>
           </w:p>
@@ -3683,6 +3549,7 @@
           </w:tcPr>
           <w:p>
             <w:r>
+              <w:lastRenderedPageBreak/>
               <w:t>The website should handle navigation without delays</w:t>
             </w:r>
           </w:p>
@@ -3699,11 +3566,7 @@
               <w:t>users</w:t>
             </w:r>
             <w:r>
-              <w:t xml:space="preserve"> a smooth experience whilst navigating improves the experiences and allows for tasks to be complete efficiently, </w:t>
-            </w:r>
-            <w:r>
-              <w:lastRenderedPageBreak/>
-              <w:t xml:space="preserve">increasing the </w:t>
+              <w:t xml:space="preserve"> a smooth experience whilst navigating improves the experiences and allows for tasks to be complete efficiently, increasing the </w:t>
             </w:r>
             <w:r>
               <w:t xml:space="preserve">number of </w:t>
@@ -3722,7 +3585,6 @@
           </w:tcPr>
           <w:p>
             <w:r>
-              <w:lastRenderedPageBreak/>
               <w:t>• Page transitions must process without any lag which is noticeable.</w:t>
             </w:r>
           </w:p>
@@ -3870,15 +3732,7 @@
           </w:tcPr>
           <w:p>
             <w:r>
-              <w:t xml:space="preserve">• 100% of </w:t>
-            </w:r>
-            <w:proofErr w:type="gramStart"/>
-            <w:r>
-              <w:t>users</w:t>
-            </w:r>
-            <w:proofErr w:type="gramEnd"/>
-            <w:r>
-              <w:t xml:space="preserve"> passwords must be encrypted</w:t>
+              <w:t>• 100% of users passwords must be encrypted</w:t>
             </w:r>
           </w:p>
           <w:p>
@@ -4061,6 +3915,7 @@
           </w:tcPr>
           <w:p>
             <w:r>
+              <w:lastRenderedPageBreak/>
               <w:t>Non-Functional Requirement</w:t>
             </w:r>
           </w:p>
@@ -4152,11 +4007,7 @@
           </w:tcPr>
           <w:p>
             <w:r>
-              <w:t xml:space="preserve">Revenue and customer satisfaction is protected due to stable performances ensuring that service is </w:t>
-            </w:r>
-            <w:r>
-              <w:lastRenderedPageBreak/>
-              <w:t>consistent during busy</w:t>
+              <w:t>Revenue and customer satisfaction is protected due to stable performances ensuring that service is consistent during busy</w:t>
             </w:r>
             <w:r>
               <w:t xml:space="preserve"> purchasing</w:t>
@@ -4172,7 +4023,6 @@
           </w:tcPr>
           <w:p>
             <w:r>
-              <w:lastRenderedPageBreak/>
               <w:t>• No loss in performance during peak user times</w:t>
             </w:r>
           </w:p>
@@ -4505,7 +4355,11 @@
               <w:t xml:space="preserve">and order </w:t>
             </w:r>
             <w:r>
-              <w:t>data, the system will stay usable as the business grows and gains more traffic. This prevents halts in business process like staff productivity being slowed down and a loss of customer experience, especially in busy periods.</w:t>
+              <w:t xml:space="preserve">data, the system will stay usable as the business grows and gains more traffic. This prevents halts in business process like staff productivity being slowed down and a loss of </w:t>
+            </w:r>
+            <w:r>
+              <w:lastRenderedPageBreak/>
+              <w:t>customer experience, especially in busy periods.</w:t>
             </w:r>
           </w:p>
         </w:tc>
@@ -4515,6 +4369,7 @@
           </w:tcPr>
           <w:p>
             <w:r>
+              <w:lastRenderedPageBreak/>
               <w:t>• The system can process 100 product records without slowing down</w:t>
             </w:r>
           </w:p>
@@ -4625,7 +4480,6 @@
                 <w:sz w:val="32"/>
                 <w:szCs w:val="32"/>
               </w:rPr>
-              <w:lastRenderedPageBreak/>
               <w:t>Reliability</w:t>
             </w:r>
           </w:p>
@@ -4993,19 +4847,12 @@
           </w:tcPr>
           <w:p>
             <w:r>
-              <w:t xml:space="preserve">• Users </w:t>
-            </w:r>
-            <w:proofErr w:type="gramStart"/>
-            <w:r>
-              <w:t>are able to</w:t>
-            </w:r>
-            <w:proofErr w:type="gramEnd"/>
-            <w:r>
-              <w:t xml:space="preserve"> complete an order request without assistance</w:t>
-            </w:r>
-          </w:p>
-          <w:p>
-            <w:r>
+              <w:t>• Users are able to complete an order request without assistance</w:t>
+            </w:r>
+          </w:p>
+          <w:p>
+            <w:r>
+              <w:lastRenderedPageBreak/>
               <w:t>• Minimal steps required to submit an order</w:t>
             </w:r>
           </w:p>
@@ -5021,6 +4868,7 @@
           </w:tcPr>
           <w:p>
             <w:r>
+              <w:lastRenderedPageBreak/>
               <w:t>The system should provide clear error messages.</w:t>
             </w:r>
           </w:p>
@@ -5130,7 +4978,6 @@
           </w:tcPr>
           <w:p>
             <w:r>
-              <w:lastRenderedPageBreak/>
               <w:t>Non-Functional Requirement</w:t>
             </w:r>
           </w:p>
@@ -5409,19 +5256,7 @@
     </w:p>
     <w:p>
       <w:r>
-        <w:t xml:space="preserve">For Greenfield Local Hub, taking reference from other popular websites in the co-operative industry, such as theproducebox.com, we will try to keep a very modern layout which is consistent and clean. The web application will use a green and white colour scheme as green portrays trust, nature, produce, sustainability and algaculture which is very important for a business like Greenfield Local Hub who are a co-operative for producers selling local produce as these values link directly to them. Heros, headings and the footer will be green, taking inspiration from competitors like </w:t>
-      </w:r>
-      <w:proofErr w:type="spellStart"/>
-      <w:r>
-        <w:t>TheProduceBox</w:t>
-      </w:r>
-      <w:proofErr w:type="spellEnd"/>
-      <w:r>
-        <w:t xml:space="preserve"> as we want the website to be industry standard, during research we found this was a common occurrence in co-operative produce websites. White space will be used to improve readability for </w:t>
-      </w:r>
-      <w:r>
-        <w:lastRenderedPageBreak/>
-        <w:t xml:space="preserve">users, keeping the interface clean and uncluttered. </w:t>
+        <w:t xml:space="preserve">For Greenfield Local Hub, taking reference from other popular websites in the co-operative industry, such as theproducebox.com, we will try to keep a very modern layout which is consistent and clean. The web application will use a green and white colour scheme as green portrays trust, nature, produce, sustainability and algaculture which is very important for a business like Greenfield Local Hub who are a co-operative for producers selling local produce as these values link directly to them. Heros, headings and the footer will be green, taking inspiration from competitors like TheProduceBox as we want the website to be industry standard, during research we found this was a common occurrence in co-operative produce websites. White space will be used to improve readability for users, keeping the interface clean and uncluttered. </w:t>
       </w:r>
       <w:r>
         <w:t xml:space="preserve">Adding onto this, the website will be laid out and structured clearly in sections with hero banners, </w:t>
@@ -5457,31 +5292,7 @@
         <w:t xml:space="preserve"> are available. The aim is to use a fixed top navigation bar to provide the user quick access to essential pages like the home page, contact us, register page and more. This is because it creates consistency in the navigation process and allows users to find where they want to go from any point of the page, this meets client requirements as it reduces the need for users to search for key information.</w:t>
       </w:r>
       <w:r>
-        <w:t xml:space="preserve"> The web application will also make sure text is consistent throughout the web-app and readability is maintained. We will use a font like the </w:t>
-      </w:r>
-      <w:proofErr w:type="gramStart"/>
-      <w:r>
-        <w:t>sans</w:t>
-      </w:r>
-      <w:proofErr w:type="gramEnd"/>
-      <w:r>
-        <w:t xml:space="preserve"> family as an example due to its high readability on screen and how adjustable they are to different screens and UI’s. It will also work well with the colour green and our websites layout. Doing this will keep a sense of professionalism whilst keeping an inviting and welcoming tone, which is what we want customers to feel. We’ll also use high quality imagery </w:t>
-      </w:r>
-      <w:proofErr w:type="gramStart"/>
-      <w:r>
-        <w:t>in</w:t>
-      </w:r>
-      <w:proofErr w:type="gramEnd"/>
-      <w:r>
-        <w:t xml:space="preserve"> the website to display product listings and producers so that it is clear for customers what they’re looking for and to effectively promote local producers and product to allow customers to effectively make informed decisions by avoiding any confusion as customers can visually represent product and producers. Not only this, but we will </w:t>
-      </w:r>
-      <w:proofErr w:type="gramStart"/>
-      <w:r>
-        <w:t>ensure  accessibility</w:t>
-      </w:r>
-      <w:proofErr w:type="gramEnd"/>
-      <w:r>
-        <w:t xml:space="preserve"> is kept in mind and consistent through the website through clear icons and readable text with spacing between sections to make sure information is clear and readable for those who face impairment, this demonstrates professionalism and inclusivity for GLH, broadening the scope of customers. All features are implemented with the user kept in mind, as the target audience is likely to be local users, who should feel invited and a sense of transparency and professionalism when finding out information about producers, available products and placing orders. </w:t>
+        <w:t xml:space="preserve"> The web application will also make sure text is consistent throughout the web-app and readability is maintained. We will use a font like the sans family as an example due to its high readability on screen and how adjustable they are to different screens and UI’s. It will also work well with the colour green and our websites layout. Doing this will keep a sense of professionalism whilst keeping an inviting and welcoming tone, which is what we want customers to feel. We’ll also use high quality imagery in the website to display product listings and producers so that it is clear for customers what they’re looking for and to effectively promote local producers and product to allow customers to effectively make informed decisions by avoiding any confusion as customers can visually represent product and producers. Not only this, but we will ensure  accessibility is kept in mind and consistent through the website through clear icons and readable text with spacing between sections to make sure information is clear and readable for those who face impairment, this demonstrates professionalism and inclusivity for GLH, broadening the scope of customers. All features are implemented with the user kept in mind, as the target audience is likely to be local users, who should feel invited and a sense of transparency and professionalism when finding out information about producers, available products and placing orders. </w:t>
       </w:r>
       <w:r>
         <w:t>This is why the website must maintain consistency, professionalism and ease of use as some of the target audience may want a website which looks reliable and professional if they want to order from there as it creates a layer of trust between the user and the company. Not only this, but some of the target audience may come from a background with limited technical experience so ease of use is important to ensure that any potential customers aren’t lost.</w:t>
@@ -5505,6 +5316,7 @@
       </w:pPr>
       <w:bookmarkStart w:id="5" w:name="_Toc224135169"/>
       <w:r>
+        <w:lastRenderedPageBreak/>
         <w:t>Security Considerations</w:t>
       </w:r>
       <w:bookmarkEnd w:id="5"/>
@@ -5650,7 +5462,7 @@
               </wp:anchor>
             </w:drawing>
           </mc:Choice>
-          <mc:Fallback>
+          <mc:Fallback xmlns:w16sdtfl="http://schemas.microsoft.com/office/word/2024/wordml/sdtformatlock" xmlns:w16du="http://schemas.microsoft.com/office/word/2023/wordml/word16du" xmlns:oel="http://schemas.microsoft.com/office/2019/extlst">
             <w:pict>
               <v:roundrect w14:anchorId="5D8332FC" id="Rectangle: Rounded Corners 382050077" o:spid="_x0000_s1028" style="position:absolute;margin-left:-65.3pt;margin-top:.3pt;width:55.7pt;height:27.15pt;z-index:251659264;visibility:visible;mso-wrap-style:square;mso-width-percent:0;mso-height-percent:0;mso-wrap-distance-left:9pt;mso-wrap-distance-top:0;mso-wrap-distance-right:9pt;mso-wrap-distance-bottom:0;mso-position-horizontal:absolute;mso-position-horizontal-relative:text;mso-position-vertical:absolute;mso-position-vertical-relative:text;mso-width-percent:0;mso-height-percent:0;mso-width-relative:margin;mso-height-relative:margin;v-text-anchor:middle" arcsize="10923f" o:gfxdata="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" fillcolor="#4472c4 [3204]" strokecolor="#09101d [484]" strokeweight="1pt">
                 <v:stroke joinstyle="miter"/>
@@ -5734,7 +5546,7 @@
               </wp:anchor>
             </w:drawing>
           </mc:Choice>
-          <mc:Fallback>
+          <mc:Fallback xmlns:w16sdtfl="http://schemas.microsoft.com/office/word/2024/wordml/sdtformatlock" xmlns:w16du="http://schemas.microsoft.com/office/word/2023/wordml/word16du" xmlns:oel="http://schemas.microsoft.com/office/2019/extlst">
             <w:pict>
               <v:shapetype w14:anchorId="63DE37CE" id="_x0000_t32" coordsize="21600,21600" o:spt="32" o:oned="t" path="m,l21600,21600e" filled="f">
                 <v:path arrowok="t" fillok="f" o:connecttype="none"/>
@@ -5775,7 +5587,6 @@
           </w:tcPr>
           <w:p>
             <w:r>
-              <w:lastRenderedPageBreak/>
               <w:t>High</w:t>
             </w:r>
           </w:p>
@@ -6281,7 +6092,7 @@
               </wp:anchor>
             </w:drawing>
           </mc:Choice>
-          <mc:Fallback>
+          <mc:Fallback xmlns:w16sdtfl="http://schemas.microsoft.com/office/word/2024/wordml/sdtformatlock" xmlns:w16du="http://schemas.microsoft.com/office/word/2023/wordml/word16du" xmlns:oel="http://schemas.microsoft.com/office/2019/extlst">
             <w:pict>
               <v:shape w14:anchorId="02284DC9" id="Straight Arrow Connector 516981088" o:spid="_x0000_s1026" type="#_x0000_t32" style="position:absolute;margin-left:-1.05pt;margin-top:21.7pt;width:285.05pt;height:3.6pt;z-index:251661312;visibility:visible;mso-wrap-style:square;mso-width-percent:0;mso-height-percent:0;mso-wrap-distance-left:9pt;mso-wrap-distance-top:0;mso-wrap-distance-right:9pt;mso-wrap-distance-bottom:0;mso-position-horizontal:absolute;mso-position-horizontal-relative:margin;mso-position-vertical:absolute;mso-position-vertical-relative:text;mso-width-percent:0;mso-height-percent:0;mso-width-relative:margin;mso-height-relative:margin" o:gfxdata="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" strokecolor="#4472c4 [3204]" strokeweight="1pt">
                 <v:stroke endarrow="block" joinstyle="miter"/>
@@ -6375,7 +6186,7 @@
               </wp:anchor>
             </w:drawing>
           </mc:Choice>
-          <mc:Fallback>
+          <mc:Fallback xmlns:w16sdtfl="http://schemas.microsoft.com/office/word/2024/wordml/sdtformatlock" xmlns:w16du="http://schemas.microsoft.com/office/word/2023/wordml/word16du" xmlns:oel="http://schemas.microsoft.com/office/2019/extlst">
             <w:pict>
               <v:roundrect w14:anchorId="324DBE93" id="Rectangle: Rounded Corners 1204656723" o:spid="_x0000_s1029" style="position:absolute;margin-left:300.9pt;margin-top:7.05pt;width:50.95pt;height:24.45pt;z-index:251662336;visibility:visible;mso-wrap-style:square;mso-width-percent:0;mso-height-percent:0;mso-wrap-distance-left:9pt;mso-wrap-distance-top:0;mso-wrap-distance-right:9pt;mso-wrap-distance-bottom:0;mso-position-horizontal:absolute;mso-position-horizontal-relative:text;mso-position-vertical:absolute;mso-position-vertical-relative:text;mso-width-percent:0;mso-height-percent:0;mso-width-relative:margin;mso-height-relative:margin;v-text-anchor:middle" arcsize="10923f" o:gfxdata="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" fillcolor="#4472c4 [3204]" strokecolor="#09101d [484]" strokeweight="1pt">
                 <v:stroke joinstyle="miter"/>
@@ -6653,23 +6464,8 @@
           <w:sz w:val="24"/>
           <w:szCs w:val="24"/>
         </w:rPr>
-        <w:t xml:space="preserve">R15 – Poor mobile usability for </w:t>
-      </w:r>
-      <w:proofErr w:type="spellStart"/>
-      <w:r>
-        <w:rPr>
-          <w:sz w:val="24"/>
-          <w:szCs w:val="24"/>
-        </w:rPr>
-        <w:t>customers</w:t>
-      </w:r>
-      <w:proofErr w:type="spellEnd"/>
-      <w:r>
-        <w:rPr>
-          <w:sz w:val="24"/>
-          <w:szCs w:val="24"/>
-        </w:rPr>
-        <w:t xml:space="preserve"> </w:t>
+        <w:lastRenderedPageBreak/>
+        <w:t xml:space="preserve">R15 – Poor mobile usability for customers </w:t>
       </w:r>
       <w:r>
         <w:rPr>
@@ -6722,6 +6518,8 @@
     <w:tbl>
       <w:tblPr>
         <w:tblStyle w:val="TableGrid"/>
+        <w:tblpPr w:leftFromText="180" w:rightFromText="180" w:vertAnchor="text" w:tblpY="1"/>
+        <w:tblOverlap w:val="never"/>
         <w:tblW w:w="0" w:type="auto"/>
         <w:tblLook w:val="04A0" w:firstRow="1" w:lastRow="0" w:firstColumn="1" w:lastColumn="0" w:noHBand="0" w:noVBand="1"/>
       </w:tblPr>
@@ -6886,21 +6684,7 @@
                 <w:sz w:val="24"/>
                 <w:szCs w:val="24"/>
               </w:rPr>
-              <w:t xml:space="preserve">Encrypt </w:t>
-            </w:r>
-            <w:r>
-              <w:rPr>
-                <w:sz w:val="24"/>
-                <w:szCs w:val="24"/>
-              </w:rPr>
-              <w:t>all</w:t>
-            </w:r>
-            <w:r>
-              <w:rPr>
-                <w:sz w:val="24"/>
-                <w:szCs w:val="24"/>
-              </w:rPr>
-              <w:t xml:space="preserve"> the customers data, make us of secure authentication methods and comply with GDPR when handling data.</w:t>
+              <w:t>All customer data must be encrypted, must make use of secure authentication methods and comply with GDPR when handling any data.</w:t>
             </w:r>
           </w:p>
         </w:tc>
@@ -6927,7 +6711,21 @@
                 <w:sz w:val="24"/>
                 <w:szCs w:val="24"/>
               </w:rPr>
-              <w:t>This will make sure that customer information which is sensitive is protected, preventing any legal penalty and maintains trust in the system.</w:t>
+              <w:t>Doing so will</w:t>
+            </w:r>
+            <w:r>
+              <w:rPr>
+                <w:sz w:val="24"/>
+                <w:szCs w:val="24"/>
+              </w:rPr>
+              <w:t xml:space="preserve"> help</w:t>
+            </w:r>
+            <w:r>
+              <w:rPr>
+                <w:sz w:val="24"/>
+                <w:szCs w:val="24"/>
+              </w:rPr>
+              <w:t xml:space="preserve"> make sure that any sensitive data related to the customer is protected why complies with data legislations, prevent and legal issues and bringing trust into the system and brand.</w:t>
             </w:r>
           </w:p>
         </w:tc>
@@ -6960,7 +6758,6 @@
                 <w:sz w:val="24"/>
                 <w:szCs w:val="24"/>
               </w:rPr>
-              <w:lastRenderedPageBreak/>
               <w:t>R2</w:t>
             </w:r>
           </w:p>
@@ -6988,14 +6785,21 @@
                 <w:sz w:val="24"/>
                 <w:szCs w:val="24"/>
               </w:rPr>
-              <w:t xml:space="preserve">Use reliable hosting methods </w:t>
-            </w:r>
-            <w:r>
-              <w:rPr>
-                <w:sz w:val="24"/>
-                <w:szCs w:val="24"/>
-              </w:rPr>
-              <w:t>and ensure backups are consistent.</w:t>
+              <w:t>Make use of a reliable hosting method to ensure backs are made</w:t>
+            </w:r>
+            <w:r>
+              <w:rPr>
+                <w:sz w:val="24"/>
+                <w:szCs w:val="24"/>
+              </w:rPr>
+              <w:t xml:space="preserve"> consistently</w:t>
+            </w:r>
+            <w:r>
+              <w:rPr>
+                <w:sz w:val="24"/>
+                <w:szCs w:val="24"/>
+              </w:rPr>
+              <w:t>.</w:t>
             </w:r>
           </w:p>
         </w:tc>
@@ -7022,49 +6826,35 @@
                 <w:sz w:val="24"/>
                 <w:szCs w:val="24"/>
               </w:rPr>
-              <w:t xml:space="preserve">Availability is ensured during busy </w:t>
-            </w:r>
-            <w:r>
-              <w:rPr>
-                <w:sz w:val="24"/>
-                <w:szCs w:val="24"/>
-              </w:rPr>
-              <w:t>order</w:t>
-            </w:r>
-            <w:r>
-              <w:rPr>
-                <w:sz w:val="24"/>
-                <w:szCs w:val="24"/>
-              </w:rPr>
-              <w:t xml:space="preserve"> times, preventing </w:t>
-            </w:r>
-            <w:r>
-              <w:rPr>
-                <w:sz w:val="24"/>
-                <w:szCs w:val="24"/>
-              </w:rPr>
-              <w:t xml:space="preserve">and minimising </w:t>
-            </w:r>
-            <w:r>
-              <w:rPr>
-                <w:sz w:val="24"/>
-                <w:szCs w:val="24"/>
-              </w:rPr>
-              <w:t xml:space="preserve">any loss of potential </w:t>
-            </w:r>
-            <w:r>
-              <w:rPr>
-                <w:sz w:val="24"/>
-                <w:szCs w:val="24"/>
-              </w:rPr>
-              <w:t>orders or data</w:t>
-            </w:r>
-            <w:r>
-              <w:rPr>
-                <w:sz w:val="24"/>
-                <w:szCs w:val="24"/>
-              </w:rPr>
-              <w:t>.</w:t>
+              <w:t xml:space="preserve">This </w:t>
+            </w:r>
+            <w:r>
+              <w:rPr>
+                <w:sz w:val="24"/>
+                <w:szCs w:val="24"/>
+              </w:rPr>
+              <w:t xml:space="preserve">helps </w:t>
+            </w:r>
+            <w:r>
+              <w:rPr>
+                <w:sz w:val="24"/>
+                <w:szCs w:val="24"/>
+              </w:rPr>
+              <w:t>mak</w:t>
+            </w:r>
+            <w:r>
+              <w:rPr>
+                <w:sz w:val="24"/>
+                <w:szCs w:val="24"/>
+              </w:rPr>
+              <w:t>ing</w:t>
+            </w:r>
+            <w:r>
+              <w:rPr>
+                <w:sz w:val="24"/>
+                <w:szCs w:val="24"/>
+              </w:rPr>
+              <w:t xml:space="preserve"> sure that the web application is always available even when high traffic like busy order times is in place, which minimises/protects against any loss of potential data and orders.</w:t>
             </w:r>
           </w:p>
         </w:tc>
@@ -7124,21 +6914,7 @@
                 <w:sz w:val="24"/>
                 <w:szCs w:val="24"/>
               </w:rPr>
-              <w:t xml:space="preserve">Implement strict and strong password rules, </w:t>
-            </w:r>
-            <w:r>
-              <w:rPr>
-                <w:sz w:val="24"/>
-                <w:szCs w:val="24"/>
-              </w:rPr>
-              <w:t>role-based</w:t>
-            </w:r>
-            <w:r>
-              <w:rPr>
-                <w:sz w:val="24"/>
-                <w:szCs w:val="24"/>
-              </w:rPr>
-              <w:t xml:space="preserve"> authentication and limit login attempts.</w:t>
+              <w:t>Implement password rules which are strong and strict, also implement role-based authentication and limit the amount of login attempts users can make into an account in a time frame.</w:t>
             </w:r>
           </w:p>
         </w:tc>
@@ -7165,35 +6941,7 @@
                 <w:sz w:val="24"/>
                 <w:szCs w:val="24"/>
               </w:rPr>
-              <w:t xml:space="preserve">This will prevent unauthorised access to customer data and </w:t>
-            </w:r>
-            <w:r>
-              <w:rPr>
-                <w:sz w:val="24"/>
-                <w:szCs w:val="24"/>
-              </w:rPr>
-              <w:t>producer</w:t>
-            </w:r>
-            <w:r>
-              <w:rPr>
-                <w:sz w:val="24"/>
-                <w:szCs w:val="24"/>
-              </w:rPr>
-              <w:t xml:space="preserve"> management tools like managing</w:t>
-            </w:r>
-            <w:r>
-              <w:rPr>
-                <w:sz w:val="24"/>
-                <w:szCs w:val="24"/>
-              </w:rPr>
-              <w:t xml:space="preserve"> product listings or orders</w:t>
-            </w:r>
-            <w:r>
-              <w:rPr>
-                <w:sz w:val="24"/>
-                <w:szCs w:val="24"/>
-              </w:rPr>
-              <w:t>.</w:t>
+              <w:t>Doing so will help prevent access which unauthorised towards customer data and producer management tools like the ability to manage product listings and orders placed.</w:t>
             </w:r>
           </w:p>
         </w:tc>
@@ -7253,8 +7001,16 @@
                 <w:sz w:val="24"/>
                 <w:szCs w:val="24"/>
               </w:rPr>
-              <w:t>Maintain regular system backups and recovery procedures.</w:t>
-            </w:r>
+              <w:t>Use a system which backs up the database regularly and make use of recovery procedures.</w:t>
+            </w:r>
+          </w:p>
+          <w:p>
+            <w:pPr>
+              <w:rPr>
+                <w:sz w:val="24"/>
+                <w:szCs w:val="24"/>
+              </w:rPr>
+            </w:pPr>
           </w:p>
         </w:tc>
         <w:tc>
@@ -7280,21 +7036,21 @@
                 <w:sz w:val="24"/>
                 <w:szCs w:val="24"/>
               </w:rPr>
-              <w:t xml:space="preserve">This will reduce the amount of downtime and will make sure </w:t>
-            </w:r>
-            <w:r>
-              <w:rPr>
-                <w:sz w:val="24"/>
-                <w:szCs w:val="24"/>
-              </w:rPr>
-              <w:t>orders and</w:t>
-            </w:r>
-            <w:r>
-              <w:rPr>
-                <w:sz w:val="24"/>
-                <w:szCs w:val="24"/>
-              </w:rPr>
-              <w:t xml:space="preserve"> management services stay up and data isn’t lost.</w:t>
+              <w:t xml:space="preserve">Doing </w:t>
+            </w:r>
+            <w:r>
+              <w:rPr>
+                <w:sz w:val="24"/>
+                <w:szCs w:val="24"/>
+              </w:rPr>
+              <w:t xml:space="preserve">so can help reduce how long downtimes last </w:t>
+            </w:r>
+            <w:r>
+              <w:rPr>
+                <w:sz w:val="24"/>
+                <w:szCs w:val="24"/>
+              </w:rPr>
+              <w:t>and how frequent they are, also making sure that services stay up like order management services so that data isn’t lost.</w:t>
             </w:r>
           </w:p>
         </w:tc>
@@ -7354,21 +7110,7 @@
                 <w:sz w:val="24"/>
                 <w:szCs w:val="24"/>
               </w:rPr>
-              <w:t xml:space="preserve">Optimise images, perform regression testing to remove redundant code and make sure that </w:t>
-            </w:r>
-            <w:r>
-              <w:rPr>
-                <w:sz w:val="24"/>
-                <w:szCs w:val="24"/>
-              </w:rPr>
-              <w:t>page’s</w:t>
-            </w:r>
-            <w:r>
-              <w:rPr>
-                <w:sz w:val="24"/>
-                <w:szCs w:val="24"/>
-              </w:rPr>
-              <w:t xml:space="preserve"> load in around 2 seconds.</w:t>
+              <w:t>Optimise images used on the solution (for example compression), do regression testing to remove any redundant code to improve speeds, and make sure that each page loads in 2 seconds on a typical device.</w:t>
             </w:r>
           </w:p>
         </w:tc>
@@ -7395,35 +7137,21 @@
                 <w:sz w:val="24"/>
                 <w:szCs w:val="24"/>
               </w:rPr>
-              <w:t xml:space="preserve">Improves user experiences and reduces the </w:t>
-            </w:r>
-            <w:r>
-              <w:rPr>
-                <w:sz w:val="24"/>
-                <w:szCs w:val="24"/>
-              </w:rPr>
-              <w:t>number</w:t>
-            </w:r>
-            <w:r>
-              <w:rPr>
-                <w:sz w:val="24"/>
-                <w:szCs w:val="24"/>
-              </w:rPr>
-              <w:t xml:space="preserve"> of </w:t>
-            </w:r>
-            <w:r>
-              <w:rPr>
-                <w:sz w:val="24"/>
-                <w:szCs w:val="24"/>
-              </w:rPr>
-              <w:t>orders</w:t>
-            </w:r>
-            <w:r>
-              <w:rPr>
-                <w:sz w:val="24"/>
-                <w:szCs w:val="24"/>
-              </w:rPr>
-              <w:t xml:space="preserve"> which are abandoned.</w:t>
+              <w:t>This will</w:t>
+            </w:r>
+            <w:r>
+              <w:rPr>
+                <w:sz w:val="24"/>
+                <w:szCs w:val="24"/>
+              </w:rPr>
+              <w:t xml:space="preserve"> help</w:t>
+            </w:r>
+            <w:r>
+              <w:rPr>
+                <w:sz w:val="24"/>
+                <w:szCs w:val="24"/>
+              </w:rPr>
+              <w:t xml:space="preserve"> improve the experience the user feels when using the solution which will actually reduce the amount of lost orders as customers are more confident making purchases on a stable application.</w:t>
             </w:r>
           </w:p>
         </w:tc>
@@ -7456,6 +7184,7 @@
                 <w:sz w:val="24"/>
                 <w:szCs w:val="24"/>
               </w:rPr>
+              <w:lastRenderedPageBreak/>
               <w:t>R6</w:t>
             </w:r>
           </w:p>
@@ -7524,7 +7253,21 @@
                 <w:sz w:val="24"/>
                 <w:szCs w:val="24"/>
               </w:rPr>
-              <w:t xml:space="preserve"> which are needed to make informed decisions.</w:t>
+              <w:t xml:space="preserve"> which are needed </w:t>
+            </w:r>
+            <w:r>
+              <w:rPr>
+                <w:sz w:val="24"/>
+                <w:szCs w:val="24"/>
+              </w:rPr>
+              <w:t>when making</w:t>
+            </w:r>
+            <w:r>
+              <w:rPr>
+                <w:sz w:val="24"/>
+                <w:szCs w:val="24"/>
+              </w:rPr>
+              <w:t xml:space="preserve"> informed decisions.</w:t>
             </w:r>
           </w:p>
         </w:tc>
@@ -7584,35 +7327,7 @@
                 <w:sz w:val="24"/>
                 <w:szCs w:val="24"/>
               </w:rPr>
-              <w:t xml:space="preserve">Perform usability testing, each </w:t>
-            </w:r>
-            <w:r>
-              <w:rPr>
-                <w:sz w:val="24"/>
-                <w:szCs w:val="24"/>
-              </w:rPr>
-              <w:t>order</w:t>
-            </w:r>
-            <w:r>
-              <w:rPr>
-                <w:sz w:val="24"/>
-                <w:szCs w:val="24"/>
-              </w:rPr>
-              <w:t xml:space="preserve"> will be validated before being </w:t>
-            </w:r>
-            <w:r>
-              <w:rPr>
-                <w:sz w:val="24"/>
-                <w:szCs w:val="24"/>
-              </w:rPr>
-              <w:t>committed</w:t>
-            </w:r>
-            <w:r>
-              <w:rPr>
-                <w:sz w:val="24"/>
-                <w:szCs w:val="24"/>
-              </w:rPr>
-              <w:t xml:space="preserve"> to the server.</w:t>
+              <w:t>Make use of usability testing, each order must be validated (for example ensuring inputs are the correct data types) before being committed to the server.</w:t>
             </w:r>
           </w:p>
         </w:tc>
@@ -7639,35 +7354,21 @@
                 <w:sz w:val="24"/>
                 <w:szCs w:val="24"/>
               </w:rPr>
-              <w:t xml:space="preserve">This will make sure that in data has integrity and is accurate whilst reducing the </w:t>
-            </w:r>
-            <w:r>
-              <w:rPr>
-                <w:sz w:val="24"/>
-                <w:szCs w:val="24"/>
-              </w:rPr>
-              <w:t>number</w:t>
-            </w:r>
-            <w:r>
-              <w:rPr>
-                <w:sz w:val="24"/>
-                <w:szCs w:val="24"/>
-              </w:rPr>
-              <w:t xml:space="preserve"> of errors when </w:t>
-            </w:r>
-            <w:r>
-              <w:rPr>
-                <w:sz w:val="24"/>
-                <w:szCs w:val="24"/>
-              </w:rPr>
-              <w:t>orders</w:t>
-            </w:r>
-            <w:r>
-              <w:rPr>
-                <w:sz w:val="24"/>
-                <w:szCs w:val="24"/>
-              </w:rPr>
-              <w:t>, improving operational reliability and increasing customer confidence.</w:t>
+              <w:t>Doing so will</w:t>
+            </w:r>
+            <w:r>
+              <w:rPr>
+                <w:sz w:val="24"/>
+                <w:szCs w:val="24"/>
+              </w:rPr>
+              <w:t xml:space="preserve"> help</w:t>
+            </w:r>
+            <w:r>
+              <w:rPr>
+                <w:sz w:val="24"/>
+                <w:szCs w:val="24"/>
+              </w:rPr>
+              <w:t xml:space="preserve"> make sure that data is accurate and reliable, whilst also decreasing the amount of errors which occur when orders are placed, improving the reliability in operations in the business and solution which increases customer confidence and may encourage users to place orders.</w:t>
             </w:r>
           </w:p>
         </w:tc>
@@ -7727,49 +7428,7 @@
                 <w:sz w:val="24"/>
                 <w:szCs w:val="24"/>
               </w:rPr>
-              <w:t xml:space="preserve">Lock </w:t>
-            </w:r>
-            <w:r>
-              <w:rPr>
-                <w:sz w:val="24"/>
-                <w:szCs w:val="24"/>
-              </w:rPr>
-              <w:t>product</w:t>
-            </w:r>
-            <w:r>
-              <w:rPr>
-                <w:sz w:val="24"/>
-                <w:szCs w:val="24"/>
-              </w:rPr>
-              <w:t xml:space="preserve"> availability during </w:t>
-            </w:r>
-            <w:r>
-              <w:rPr>
-                <w:sz w:val="24"/>
-                <w:szCs w:val="24"/>
-              </w:rPr>
-              <w:t>order</w:t>
-            </w:r>
-            <w:r>
-              <w:rPr>
-                <w:sz w:val="24"/>
-                <w:szCs w:val="24"/>
-              </w:rPr>
-              <w:t xml:space="preserve"> requests </w:t>
-            </w:r>
-            <w:r>
-              <w:rPr>
-                <w:sz w:val="24"/>
-                <w:szCs w:val="24"/>
-              </w:rPr>
-              <w:t xml:space="preserve">when product stock is low </w:t>
-            </w:r>
-            <w:r>
-              <w:rPr>
-                <w:sz w:val="24"/>
-                <w:szCs w:val="24"/>
-              </w:rPr>
-              <w:t>and stress test systems for high traffic.</w:t>
+              <w:t>Lock the availability of a product temporarily when the order requests are very high but the product stock is low, and stress test systems for high traffic to simulate busy periods.</w:t>
             </w:r>
           </w:p>
         </w:tc>
@@ -7796,35 +7455,7 @@
                 <w:sz w:val="24"/>
                 <w:szCs w:val="24"/>
               </w:rPr>
-              <w:t xml:space="preserve">Prevents system crashes and double </w:t>
-            </w:r>
-            <w:r>
-              <w:rPr>
-                <w:sz w:val="24"/>
-                <w:szCs w:val="24"/>
-              </w:rPr>
-              <w:t>orders</w:t>
-            </w:r>
-            <w:r>
-              <w:rPr>
-                <w:sz w:val="24"/>
-                <w:szCs w:val="24"/>
-              </w:rPr>
-              <w:t xml:space="preserve"> during busy periods, which will protect business operations</w:t>
-            </w:r>
-            <w:r>
-              <w:rPr>
-                <w:sz w:val="24"/>
-                <w:szCs w:val="24"/>
-              </w:rPr>
-              <w:t xml:space="preserve"> and minimise complaints</w:t>
-            </w:r>
-            <w:r>
-              <w:rPr>
-                <w:sz w:val="24"/>
-                <w:szCs w:val="24"/>
-              </w:rPr>
-              <w:t>.</w:t>
+              <w:t>Doing so will help prevent against systems crashing and the amount of double orders or unsuccessful orders placed during busy periods, which will decrease the amount of complaints made towards the business and protect their operations.</w:t>
             </w:r>
           </w:p>
         </w:tc>
@@ -7884,7 +7515,7 @@
                 <w:sz w:val="24"/>
                 <w:szCs w:val="24"/>
               </w:rPr>
-              <w:t>Design the solution alongside WCAG 2.1 AA guidelines and text accessibility regularly.</w:t>
+              <w:t>Design the solution using legislation and guidelines WCAG 2.1 AA and text accessibility regularly.</w:t>
             </w:r>
           </w:p>
         </w:tc>
@@ -7911,21 +7542,21 @@
                 <w:sz w:val="24"/>
                 <w:szCs w:val="24"/>
               </w:rPr>
-              <w:t xml:space="preserve">This will make sure that there </w:t>
-            </w:r>
-            <w:r>
-              <w:rPr>
-                <w:sz w:val="24"/>
-                <w:szCs w:val="24"/>
-              </w:rPr>
-              <w:t>are</w:t>
-            </w:r>
-            <w:r>
-              <w:rPr>
-                <w:sz w:val="24"/>
-                <w:szCs w:val="24"/>
-              </w:rPr>
-              <w:t xml:space="preserve"> legal compliance and inclusivity for users who face impairments.</w:t>
+              <w:t xml:space="preserve">Doing so will </w:t>
+            </w:r>
+            <w:r>
+              <w:rPr>
+                <w:sz w:val="24"/>
+                <w:szCs w:val="24"/>
+              </w:rPr>
+              <w:t xml:space="preserve">help </w:t>
+            </w:r>
+            <w:r>
+              <w:rPr>
+                <w:sz w:val="24"/>
+                <w:szCs w:val="24"/>
+              </w:rPr>
+              <w:t>make sure that the solution complies with any legislations and guidelines and that all users are kept in mind and able make use of the solution, even if they face impairments.</w:t>
             </w:r>
           </w:p>
         </w:tc>
@@ -8006,7 +7637,6 @@
                 <w:sz w:val="24"/>
                 <w:szCs w:val="24"/>
               </w:rPr>
-              <w:lastRenderedPageBreak/>
               <w:t>product</w:t>
             </w:r>
             <w:r>
@@ -8055,16 +7685,21 @@
                 <w:sz w:val="24"/>
                 <w:szCs w:val="24"/>
               </w:rPr>
-              <w:lastRenderedPageBreak/>
-              <w:t xml:space="preserve">Prevents misinformation from being spread which </w:t>
-            </w:r>
-            <w:r>
-              <w:rPr>
-                <w:sz w:val="24"/>
-                <w:szCs w:val="24"/>
-              </w:rPr>
-              <w:lastRenderedPageBreak/>
-              <w:t>protects against customer confusion</w:t>
+              <w:t>Doing so will</w:t>
+            </w:r>
+            <w:r>
+              <w:rPr>
+                <w:sz w:val="24"/>
+                <w:szCs w:val="24"/>
+              </w:rPr>
+              <w:t xml:space="preserve"> help</w:t>
+            </w:r>
+            <w:r>
+              <w:rPr>
+                <w:sz w:val="24"/>
+                <w:szCs w:val="24"/>
+              </w:rPr>
+              <w:t xml:space="preserve"> prevent inaccurate information being present on the website which will protect the brand name and build trust in the brand. Not only this, but it will protect the customer against any potential confusion.</w:t>
             </w:r>
           </w:p>
         </w:tc>
@@ -8097,7 +7732,6 @@
                 <w:sz w:val="24"/>
                 <w:szCs w:val="24"/>
               </w:rPr>
-              <w:lastRenderedPageBreak/>
               <w:t>R11</w:t>
             </w:r>
           </w:p>
@@ -8125,21 +7759,15 @@
                 <w:sz w:val="24"/>
                 <w:szCs w:val="24"/>
               </w:rPr>
-              <w:t xml:space="preserve">Use availability checks and automatic </w:t>
-            </w:r>
-            <w:r>
-              <w:rPr>
-                <w:sz w:val="24"/>
-                <w:szCs w:val="24"/>
-              </w:rPr>
-              <w:t>order</w:t>
-            </w:r>
-            <w:r>
-              <w:rPr>
-                <w:sz w:val="24"/>
-                <w:szCs w:val="24"/>
-              </w:rPr>
-              <w:t xml:space="preserve"> status updates in real time</w:t>
+              <w:t xml:space="preserve">Use checks for availabilities and make sure that the </w:t>
+            </w:r>
+            <w:r>
+              <w:rPr>
+                <w:sz w:val="24"/>
+                <w:szCs w:val="24"/>
+              </w:rPr>
+              <w:lastRenderedPageBreak/>
+              <w:t>order status automatically updates in real time when changed.</w:t>
             </w:r>
           </w:p>
         </w:tc>
@@ -8166,42 +7794,30 @@
                 <w:sz w:val="24"/>
                 <w:szCs w:val="24"/>
               </w:rPr>
-              <w:t xml:space="preserve">This will reduce the amount of </w:t>
-            </w:r>
-            <w:r>
-              <w:rPr>
-                <w:sz w:val="24"/>
-                <w:szCs w:val="24"/>
-              </w:rPr>
-              <w:t>order</w:t>
-            </w:r>
-            <w:r>
-              <w:rPr>
-                <w:sz w:val="24"/>
-                <w:szCs w:val="24"/>
-              </w:rPr>
-              <w:t xml:space="preserve"> conflicts whilst also improving the reliability of </w:t>
-            </w:r>
-            <w:r>
-              <w:rPr>
-                <w:sz w:val="24"/>
-                <w:szCs w:val="24"/>
-              </w:rPr>
-              <w:t>orders due</w:t>
-            </w:r>
-            <w:r>
-              <w:rPr>
-                <w:sz w:val="24"/>
-                <w:szCs w:val="24"/>
-              </w:rPr>
-              <w:t xml:space="preserve"> to an increased rate of successful </w:t>
-            </w:r>
-            <w:r>
-              <w:rPr>
-                <w:sz w:val="24"/>
-                <w:szCs w:val="24"/>
-              </w:rPr>
-              <w:t>orders made</w:t>
+              <w:lastRenderedPageBreak/>
+              <w:t>This will</w:t>
+            </w:r>
+            <w:r>
+              <w:rPr>
+                <w:sz w:val="24"/>
+                <w:szCs w:val="24"/>
+              </w:rPr>
+              <w:t xml:space="preserve"> help</w:t>
+            </w:r>
+            <w:r>
+              <w:rPr>
+                <w:sz w:val="24"/>
+                <w:szCs w:val="24"/>
+              </w:rPr>
+              <w:t xml:space="preserve"> decrease how much conflict there is when </w:t>
+            </w:r>
+            <w:r>
+              <w:rPr>
+                <w:sz w:val="24"/>
+                <w:szCs w:val="24"/>
+              </w:rPr>
+              <w:lastRenderedPageBreak/>
+              <w:t>placing orders whilst also improving how reliable order placement is due to an increased rate of successful orders which are placed.</w:t>
             </w:r>
           </w:p>
         </w:tc>
@@ -8234,6 +7850,7 @@
                 <w:sz w:val="24"/>
                 <w:szCs w:val="24"/>
               </w:rPr>
+              <w:lastRenderedPageBreak/>
               <w:t>R12</w:t>
             </w:r>
           </w:p>
@@ -8261,35 +7878,7 @@
                 <w:sz w:val="24"/>
                 <w:szCs w:val="24"/>
               </w:rPr>
-              <w:t xml:space="preserve">Restrict </w:t>
-            </w:r>
-            <w:r>
-              <w:rPr>
-                <w:sz w:val="24"/>
-                <w:szCs w:val="24"/>
-              </w:rPr>
-              <w:t>orders</w:t>
-            </w:r>
-            <w:r>
-              <w:rPr>
-                <w:sz w:val="24"/>
-                <w:szCs w:val="24"/>
-              </w:rPr>
-              <w:t xml:space="preserve"> which overlap one another and validate </w:t>
-            </w:r>
-            <w:r>
-              <w:rPr>
-                <w:sz w:val="24"/>
-                <w:szCs w:val="24"/>
-              </w:rPr>
-              <w:t>orders</w:t>
-            </w:r>
-            <w:r>
-              <w:rPr>
-                <w:sz w:val="24"/>
-                <w:szCs w:val="24"/>
-              </w:rPr>
-              <w:t xml:space="preserve"> server side before any confirmation takes place</w:t>
+              <w:t xml:space="preserve">Make it so orders cant overlap each other and validate them through server side methods before any confirmation is able to take place. </w:t>
             </w:r>
           </w:p>
         </w:tc>
@@ -8316,21 +7905,7 @@
                 <w:sz w:val="24"/>
                 <w:szCs w:val="24"/>
               </w:rPr>
-              <w:t xml:space="preserve">This will prevent double </w:t>
-            </w:r>
-            <w:r>
-              <w:rPr>
-                <w:sz w:val="24"/>
-                <w:szCs w:val="24"/>
-              </w:rPr>
-              <w:t>orders</w:t>
-            </w:r>
-            <w:r>
-              <w:rPr>
-                <w:sz w:val="24"/>
-                <w:szCs w:val="24"/>
-              </w:rPr>
-              <w:t xml:space="preserve"> and any scheduling errors which may occur</w:t>
+              <w:t>Doing so will help prevent against double orders and any potential errors in scheduling or stock levels which could occur.</w:t>
             </w:r>
           </w:p>
         </w:tc>
@@ -8390,49 +7965,7 @@
                 <w:sz w:val="24"/>
                 <w:szCs w:val="24"/>
               </w:rPr>
-              <w:t xml:space="preserve">Use reliable </w:t>
-            </w:r>
-            <w:r>
-              <w:rPr>
-                <w:sz w:val="24"/>
-                <w:szCs w:val="24"/>
-              </w:rPr>
-              <w:t>notifications</w:t>
-            </w:r>
-            <w:r>
-              <w:rPr>
-                <w:sz w:val="24"/>
-                <w:szCs w:val="24"/>
-              </w:rPr>
-              <w:t xml:space="preserve"> and </w:t>
-            </w:r>
-            <w:r>
-              <w:rPr>
-                <w:sz w:val="24"/>
-                <w:szCs w:val="24"/>
-              </w:rPr>
-              <w:t>on-screen</w:t>
-            </w:r>
-            <w:r>
-              <w:rPr>
-                <w:sz w:val="24"/>
-                <w:szCs w:val="24"/>
-              </w:rPr>
-              <w:t xml:space="preserve"> confirmation messages like a pop up which says ‘Your </w:t>
-            </w:r>
-            <w:r>
-              <w:rPr>
-                <w:sz w:val="24"/>
-                <w:szCs w:val="24"/>
-              </w:rPr>
-              <w:t>order</w:t>
-            </w:r>
-            <w:r>
-              <w:rPr>
-                <w:sz w:val="24"/>
-                <w:szCs w:val="24"/>
-              </w:rPr>
-              <w:t xml:space="preserve"> has been submitted’</w:t>
+              <w:t>Give the user a reliable notification like an on-screen confirmation message which pops up saying their order has been submitted.</w:t>
             </w:r>
           </w:p>
         </w:tc>
@@ -8459,21 +7992,7 @@
                 <w:sz w:val="24"/>
                 <w:szCs w:val="24"/>
               </w:rPr>
-              <w:t xml:space="preserve">This will reassure the customer that </w:t>
-            </w:r>
-            <w:r>
-              <w:rPr>
-                <w:sz w:val="24"/>
-                <w:szCs w:val="24"/>
-              </w:rPr>
-              <w:t xml:space="preserve">orders </w:t>
-            </w:r>
-            <w:r>
-              <w:rPr>
-                <w:sz w:val="24"/>
-                <w:szCs w:val="24"/>
-              </w:rPr>
-              <w:t>were successfully submitted, increasing customer confidence.</w:t>
+              <w:t>Doing so will give users the assurance needed to know their order was successfully submitted to the producer, increasing customer confidence in the solution.</w:t>
             </w:r>
           </w:p>
         </w:tc>
@@ -8533,21 +8052,7 @@
                 <w:sz w:val="24"/>
                 <w:szCs w:val="24"/>
               </w:rPr>
-              <w:t xml:space="preserve">Schedule regular reviews of </w:t>
-            </w:r>
-            <w:r>
-              <w:rPr>
-                <w:sz w:val="24"/>
-                <w:szCs w:val="24"/>
-              </w:rPr>
-              <w:t>order</w:t>
-            </w:r>
-            <w:r>
-              <w:rPr>
-                <w:sz w:val="24"/>
-                <w:szCs w:val="24"/>
-              </w:rPr>
-              <w:t xml:space="preserve"> and privacy policies and make any changes to them clear</w:t>
+              <w:t>Regularly review orders and privacy policies to make sure they’re up to date, and make any changes which are made to them very clear.</w:t>
             </w:r>
           </w:p>
         </w:tc>
@@ -8574,7 +8079,7 @@
                 <w:sz w:val="24"/>
                 <w:szCs w:val="24"/>
               </w:rPr>
-              <w:t>Maintains a layer of compliance and transparency for customers.</w:t>
+              <w:t>This builds a sense of compliance for the customer and shows a layer of transparency between the brand and customer.</w:t>
             </w:r>
           </w:p>
         </w:tc>
@@ -8634,7 +8139,7 @@
                 <w:sz w:val="24"/>
                 <w:szCs w:val="24"/>
               </w:rPr>
-              <w:t>Apply a responsive mobile design and text across device.</w:t>
+              <w:t>Make sure that the solution is responsive across all devices and that text is adjustable, and that it also works with mobile devices.</w:t>
             </w:r>
           </w:p>
         </w:tc>
@@ -8661,21 +8166,28 @@
                 <w:sz w:val="24"/>
                 <w:szCs w:val="24"/>
               </w:rPr>
-              <w:t xml:space="preserve">This will make sure customers can easily </w:t>
-            </w:r>
-            <w:r>
-              <w:rPr>
-                <w:sz w:val="24"/>
-                <w:szCs w:val="24"/>
-              </w:rPr>
-              <w:t>make orders</w:t>
-            </w:r>
-            <w:r>
-              <w:rPr>
-                <w:sz w:val="24"/>
-                <w:szCs w:val="24"/>
-              </w:rPr>
-              <w:t xml:space="preserve"> on mobile devices, opening the website to a broader audience.</w:t>
+              <w:t>Doing this wil</w:t>
+            </w:r>
+            <w:r>
+              <w:rPr>
+                <w:sz w:val="24"/>
+                <w:szCs w:val="24"/>
+              </w:rPr>
+              <w:t>l</w:t>
+            </w:r>
+            <w:r>
+              <w:rPr>
+                <w:sz w:val="24"/>
+                <w:szCs w:val="24"/>
+              </w:rPr>
+              <w:t xml:space="preserve"> help</w:t>
+            </w:r>
+            <w:r>
+              <w:rPr>
+                <w:sz w:val="24"/>
+                <w:szCs w:val="24"/>
+              </w:rPr>
+              <w:t xml:space="preserve"> make sure that customers are able to make orders on mobile devices with ease, which opens the website to a larger audience as most users come are likely to come from a non-technical background, and a mobile device is the most common convention for browsing the web.</w:t>
             </w:r>
           </w:p>
         </w:tc>
@@ -8735,7 +8247,7 @@
                 <w:sz w:val="24"/>
                 <w:szCs w:val="24"/>
               </w:rPr>
-              <w:t>Validate any staff actions, confirm saves and log errors for a fast resolution.</w:t>
+              <w:t>Validate staff actions, confirm any saves and log errors which occur for a fast resolution.</w:t>
             </w:r>
           </w:p>
         </w:tc>
@@ -8762,35 +8274,7 @@
                 <w:sz w:val="24"/>
                 <w:szCs w:val="24"/>
               </w:rPr>
-              <w:t xml:space="preserve">This will make sure that </w:t>
-            </w:r>
-            <w:r>
-              <w:rPr>
-                <w:sz w:val="24"/>
-                <w:szCs w:val="24"/>
-              </w:rPr>
-              <w:t>producers</w:t>
-            </w:r>
-            <w:r>
-              <w:rPr>
-                <w:sz w:val="24"/>
-                <w:szCs w:val="24"/>
-              </w:rPr>
-              <w:t xml:space="preserve"> can make changes and edit</w:t>
-            </w:r>
-            <w:r>
-              <w:rPr>
-                <w:sz w:val="24"/>
-                <w:szCs w:val="24"/>
-              </w:rPr>
-              <w:t xml:space="preserve"> products listed</w:t>
-            </w:r>
-            <w:r>
-              <w:rPr>
-                <w:sz w:val="24"/>
-                <w:szCs w:val="24"/>
-              </w:rPr>
-              <w:t xml:space="preserve"> reliably without system errors.</w:t>
+              <w:t>Doing so will help make sure that producers are able to make changes to products listed and orders placed reliably without system error.</w:t>
             </w:r>
           </w:p>
         </w:tc>
@@ -8803,6 +8287,13 @@
           <w:szCs w:val="16"/>
         </w:rPr>
       </w:pPr>
+      <w:r>
+        <w:rPr>
+          <w:sz w:val="16"/>
+          <w:szCs w:val="16"/>
+        </w:rPr>
+        <w:br w:type="textWrapping" w:clear="all"/>
+      </w:r>
     </w:p>
     <w:p>
       <w:pPr>
@@ -8861,6 +8352,7 @@
                 <w:bCs/>
                 <w:u w:val="single"/>
               </w:rPr>
+              <w:lastRenderedPageBreak/>
               <w:t>Guideline</w:t>
             </w:r>
           </w:p>
@@ -8916,11 +8408,7 @@
               <w:t>addresses,</w:t>
             </w:r>
             <w:r>
-              <w:t xml:space="preserve"> and details of orders. Data protection will be applied to the solution through collecting personal data when it is only necessary (for example during account registration and orders being submitted). Data of users will be stored securely on SQL servers and only made </w:t>
-            </w:r>
-            <w:r>
-              <w:lastRenderedPageBreak/>
-              <w:t>accessible to authorised users like staff and producers.</w:t>
+              <w:t xml:space="preserve"> and details of orders. Data protection will be applied to the solution through collecting personal data when it is only necessary (for example during account registration and orders being submitted). Data of users will be stored securely on SQL servers and only made accessible to authorised users like staff and producers.</w:t>
             </w:r>
           </w:p>
           <w:p>
@@ -8946,7 +8434,6 @@
               </w:tabs>
             </w:pPr>
             <w:r>
-              <w:lastRenderedPageBreak/>
               <w:t>User Consent and Privacy Policy</w:t>
             </w:r>
           </w:p>
@@ -9046,6 +8533,7 @@
               </w:tabs>
             </w:pPr>
             <w:r>
+              <w:lastRenderedPageBreak/>
               <w:t>Consumers Rights Act 2015</w:t>
             </w:r>
           </w:p>
@@ -9097,11 +8585,7 @@
               <w:t>orders</w:t>
             </w:r>
             <w:r>
-              <w:t xml:space="preserve">. By doing so, information is made clear which allows for informed decisions to be made by users which </w:t>
-            </w:r>
-            <w:r>
-              <w:lastRenderedPageBreak/>
-              <w:t xml:space="preserve">will protect </w:t>
+              <w:t xml:space="preserve">. By doing so, information is made clear which allows for informed decisions to be made by users which will protect </w:t>
             </w:r>
             <w:r>
               <w:t>Greenfield Local Hub</w:t>
@@ -9130,7 +8614,6 @@
               </w:tabs>
             </w:pPr>
             <w:r>
-              <w:lastRenderedPageBreak/>
               <w:t>Staff and Producer Data Protection Responsibilities</w:t>
             </w:r>
           </w:p>
@@ -9189,15 +8672,7 @@
               <w:t xml:space="preserve">It is understood that some producers take unethical </w:t>
             </w:r>
             <w:r>
-              <w:t xml:space="preserve">approaches to gather produce, such as forced labour. Greenfield Local Hub works with </w:t>
-            </w:r>
-            <w:proofErr w:type="gramStart"/>
-            <w:r>
-              <w:t>a number of</w:t>
-            </w:r>
-            <w:proofErr w:type="gramEnd"/>
-            <w:r>
-              <w:t xml:space="preserve"> producers and farmers as a co-operative, so </w:t>
+              <w:t xml:space="preserve">approaches to gather produce, such as forced labour. Greenfield Local Hub works with a number of producers and farmers as a co-operative, so </w:t>
             </w:r>
             <w:r>
               <w:t>it is</w:t>
@@ -9233,7 +8708,11 @@
               <w:t>It is understood that the web-application is involved with the production and sale of product in the UK</w:t>
             </w:r>
             <w:r>
-              <w:t xml:space="preserve"> as a co-operative of local farmers and that information must be accurate and traceable. This will be applied to the solution for Greenfield Local Hub as the system will allow for producers to manage product details and give information regarding products which are clear and relevant. This builds transparency and makes sure that listed products meet food safety expectations which also allows the business to maintain accountability for product sold.</w:t>
+              <w:t xml:space="preserve"> as a co-operative of local farmers and that information must be accurate and traceable. This will be applied to the solution for Greenfield Local Hub as the system will allow for producers to manage product details and give information regarding products which are clear and relevant. This builds transparency and makes sure that listed products meet food safety expectations which </w:t>
+            </w:r>
+            <w:r>
+              <w:lastRenderedPageBreak/>
+              <w:t>also allows the business to maintain accountability for product sold.</w:t>
             </w:r>
           </w:p>
         </w:tc>
@@ -9250,6 +8729,7 @@
               </w:tabs>
             </w:pPr>
             <w:r>
+              <w:lastRenderedPageBreak/>
               <w:t>Food Information Regulations 2014</w:t>
             </w:r>
           </w:p>
@@ -9263,11 +8743,7 @@
               <w:t xml:space="preserve">It is understood that the solution will provide information regarding </w:t>
             </w:r>
             <w:r>
-              <w:t xml:space="preserve">produce sold by producers. The legislation shows that relevant information must be provided, which are informative, relevant and clear, with stuff like ingredients, allergen, origin and more. This will be applied in the solution as the system will support clear and accurate product descriptions, letting producers include detailed </w:t>
-            </w:r>
-            <w:r>
-              <w:lastRenderedPageBreak/>
-              <w:t xml:space="preserve">information on products when listing their products on the platform. Providing this info lets customers make informed decisions when making orders, whilst also aiding the business remain complaint with food labelling regulations. </w:t>
+              <w:t xml:space="preserve">produce sold by producers. The legislation shows that relevant information must be provided, which are informative, relevant and clear, with stuff like ingredients, allergen, origin and more. This will be applied in the solution as the system will support clear and accurate product descriptions, letting producers include detailed information on products when listing their products on the platform. Providing this info lets customers make informed decisions when making orders, whilst also aiding the business remain complaint with food labelling regulations. </w:t>
             </w:r>
           </w:p>
         </w:tc>
@@ -9284,7 +8760,6 @@
               </w:tabs>
             </w:pPr>
             <w:r>
-              <w:lastRenderedPageBreak/>
               <w:t>Environmental Protection Act 1990</w:t>
             </w:r>
           </w:p>
@@ -9315,7 +8790,7 @@
 </file>
 
 <file path=word/numbering.xml><?xml version="1.0" encoding="utf-8"?>
-<w:numbering xmlns:wpc="http://schemas.microsoft.com/office/word/2010/wordprocessingCanvas" xmlns:cx="http://schemas.microsoft.com/office/drawing/2014/chartex" xmlns:cx1="http://schemas.microsoft.com/office/drawing/2015/9/8/chartex" xmlns:cx2="http://schemas.microsoft.com/office/drawing/2015/10/21/chartex" xmlns:cx3="http://schemas.microsoft.com/office/drawing/2016/5/9/chartex" xmlns:cx4="http://schemas.microsoft.com/office/drawing/2016/5/10/chartex" xmlns:cx5="http://schemas.microsoft.com/office/drawing/2016/5/11/chartex" xmlns:cx6="http://schemas.microsoft.com/office/drawing/2016/5/12/chartex" xmlns:cx7="http://schemas.microsoft.com/office/drawing/2016/5/13/chartex" xmlns:cx8="http://schemas.microsoft.com/office/drawing/2016/5/14/chartex" xmlns:mc="http://schemas.openxmlformats.org/markup-compatibility/2006" xmlns:aink="http://schemas.microsoft.com/office/drawing/2016/ink" xmlns:am3d="http://schemas.microsoft.com/office/drawing/2017/model3d" xmlns:o="urn:schemas-microsoft-com:office:office" xmlns:oel="http://schemas.microsoft.com/office/2019/extlst" xmlns:r="http://schemas.openxmlformats.org/officeDocument/2006/relationships" xmlns:m="http://schemas.openxmlformats.org/officeDocument/2006/math" xmlns:v="urn:schemas-microsoft-com:vml" xmlns:wp14="http://schemas.microsoft.com/office/word/2010/wordprocessingDrawing" xmlns:wp="http://schemas.openxmlformats.org/drawingml/2006/wordprocessingDrawing" xmlns:w10="urn:schemas-microsoft-com:office:word" xmlns:w="http://schemas.openxmlformats.org/wordprocessingml/2006/main" xmlns:w14="http://schemas.microsoft.com/office/word/2010/wordml" xmlns:w15="http://schemas.microsoft.com/office/word/2012/wordml" xmlns:w16cex="http://schemas.microsoft.com/office/word/2018/wordml/cex" xmlns:w16cid="http://schemas.microsoft.com/office/word/2016/wordml/cid" xmlns:w16="http://schemas.microsoft.com/office/word/2018/wordml" xmlns:w16du="http://schemas.microsoft.com/office/word/2023/wordml/word16du" xmlns:w16sdtdh="http://schemas.microsoft.com/office/word/2020/wordml/sdtdatahash" xmlns:w16sdtfl="http://schemas.microsoft.com/office/word/2024/wordml/sdtformatlock" xmlns:w16se="http://schemas.microsoft.com/office/word/2015/wordml/symex" xmlns:wpg="http://schemas.microsoft.com/office/word/2010/wordprocessingGroup" xmlns:wpi="http://schemas.microsoft.com/office/word/2010/wordprocessingInk" xmlns:wne="http://schemas.microsoft.com/office/word/2006/wordml" xmlns:wps="http://schemas.microsoft.com/office/word/2010/wordprocessingShape" mc:Ignorable="w14 w15 w16se w16cid w16 w16cex w16sdtdh w16sdtfl w16du wp14">
+<w:numbering xmlns:wpc="http://schemas.microsoft.com/office/word/2010/wordprocessingCanvas" xmlns:cx="http://schemas.microsoft.com/office/drawing/2014/chartex" xmlns:cx1="http://schemas.microsoft.com/office/drawing/2015/9/8/chartex" xmlns:cx2="http://schemas.microsoft.com/office/drawing/2015/10/21/chartex" xmlns:cx3="http://schemas.microsoft.com/office/drawing/2016/5/9/chartex" xmlns:cx4="http://schemas.microsoft.com/office/drawing/2016/5/10/chartex" xmlns:cx5="http://schemas.microsoft.com/office/drawing/2016/5/11/chartex" xmlns:cx6="http://schemas.microsoft.com/office/drawing/2016/5/12/chartex" xmlns:cx7="http://schemas.microsoft.com/office/drawing/2016/5/13/chartex" xmlns:cx8="http://schemas.microsoft.com/office/drawing/2016/5/14/chartex" xmlns:mc="http://schemas.openxmlformats.org/markup-compatibility/2006" xmlns:aink="http://schemas.microsoft.com/office/drawing/2016/ink" xmlns:am3d="http://schemas.microsoft.com/office/drawing/2017/model3d" xmlns:o="urn:schemas-microsoft-com:office:office" xmlns:r="http://schemas.openxmlformats.org/officeDocument/2006/relationships" xmlns:m="http://schemas.openxmlformats.org/officeDocument/2006/math" xmlns:v="urn:schemas-microsoft-com:vml" xmlns:wp14="http://schemas.microsoft.com/office/word/2010/wordprocessingDrawing" xmlns:wp="http://schemas.openxmlformats.org/drawingml/2006/wordprocessingDrawing" xmlns:w10="urn:schemas-microsoft-com:office:word" xmlns:w="http://schemas.openxmlformats.org/wordprocessingml/2006/main" xmlns:w14="http://schemas.microsoft.com/office/word/2010/wordml" xmlns:w15="http://schemas.microsoft.com/office/word/2012/wordml" xmlns:w16cex="http://schemas.microsoft.com/office/word/2018/wordml/cex" xmlns:w16cid="http://schemas.microsoft.com/office/word/2016/wordml/cid" xmlns:w16="http://schemas.microsoft.com/office/word/2018/wordml" xmlns:w16sdtdh="http://schemas.microsoft.com/office/word/2020/wordml/sdtdatahash" xmlns:w16se="http://schemas.microsoft.com/office/word/2015/wordml/symex" xmlns:wpg="http://schemas.microsoft.com/office/word/2010/wordprocessingGroup" xmlns:wpi="http://schemas.microsoft.com/office/word/2010/wordprocessingInk" xmlns:wne="http://schemas.microsoft.com/office/word/2006/wordml" xmlns:wps="http://schemas.microsoft.com/office/word/2010/wordprocessingShape" mc:Ignorable="w14 w15 w16se w16cid w16 w16cex w16sdtdh wp14">
   <w:abstractNum w:abstractNumId="0" w15:restartNumberingAfterBreak="0">
     <w:nsid w:val="08D54ED0"/>
     <w:multiLevelType w:val="hybridMultilevel"/>
@@ -10961,56 +10436,56 @@
       </w:rPr>
     </w:lvl>
   </w:abstractNum>
-  <w:num w:numId="1" w16cid:durableId="350421036">
+  <w:num w:numId="1">
     <w:abstractNumId w:val="13"/>
   </w:num>
-  <w:num w:numId="2" w16cid:durableId="391461538">
+  <w:num w:numId="2">
     <w:abstractNumId w:val="9"/>
   </w:num>
-  <w:num w:numId="3" w16cid:durableId="1408453316">
+  <w:num w:numId="3">
     <w:abstractNumId w:val="10"/>
   </w:num>
-  <w:num w:numId="4" w16cid:durableId="1407147467">
+  <w:num w:numId="4">
     <w:abstractNumId w:val="5"/>
   </w:num>
-  <w:num w:numId="5" w16cid:durableId="1391072756">
+  <w:num w:numId="5">
     <w:abstractNumId w:val="6"/>
   </w:num>
-  <w:num w:numId="6" w16cid:durableId="324214174">
+  <w:num w:numId="6">
     <w:abstractNumId w:val="12"/>
   </w:num>
-  <w:num w:numId="7" w16cid:durableId="476142178">
+  <w:num w:numId="7">
     <w:abstractNumId w:val="4"/>
   </w:num>
-  <w:num w:numId="8" w16cid:durableId="2133554150">
+  <w:num w:numId="8">
     <w:abstractNumId w:val="0"/>
   </w:num>
-  <w:num w:numId="9" w16cid:durableId="1725642832">
+  <w:num w:numId="9">
     <w:abstractNumId w:val="8"/>
   </w:num>
-  <w:num w:numId="10" w16cid:durableId="1134644347">
+  <w:num w:numId="10">
     <w:abstractNumId w:val="7"/>
   </w:num>
-  <w:num w:numId="11" w16cid:durableId="1102796098">
+  <w:num w:numId="11">
     <w:abstractNumId w:val="1"/>
   </w:num>
-  <w:num w:numId="12" w16cid:durableId="1368094188">
+  <w:num w:numId="12">
     <w:abstractNumId w:val="14"/>
   </w:num>
-  <w:num w:numId="13" w16cid:durableId="1132091965">
+  <w:num w:numId="13">
     <w:abstractNumId w:val="11"/>
   </w:num>
-  <w:num w:numId="14" w16cid:durableId="801576531">
+  <w:num w:numId="14">
     <w:abstractNumId w:val="3"/>
   </w:num>
-  <w:num w:numId="15" w16cid:durableId="151264078">
+  <w:num w:numId="15">
     <w:abstractNumId w:val="2"/>
   </w:num>
 </w:numbering>
 </file>
 
 <file path=word/styles.xml><?xml version="1.0" encoding="utf-8"?>
-<w:styles xmlns:mc="http://schemas.openxmlformats.org/markup-compatibility/2006" xmlns:r="http://schemas.openxmlformats.org/officeDocument/2006/relationships" xmlns:w="http://schemas.openxmlformats.org/wordprocessingml/2006/main" xmlns:w14="http://schemas.microsoft.com/office/word/2010/wordml" xmlns:w15="http://schemas.microsoft.com/office/word/2012/wordml" xmlns:w16cex="http://schemas.microsoft.com/office/word/2018/wordml/cex" xmlns:w16cid="http://schemas.microsoft.com/office/word/2016/wordml/cid" xmlns:w16="http://schemas.microsoft.com/office/word/2018/wordml" xmlns:w16du="http://schemas.microsoft.com/office/word/2023/wordml/word16du" xmlns:w16sdtdh="http://schemas.microsoft.com/office/word/2020/wordml/sdtdatahash" xmlns:w16sdtfl="http://schemas.microsoft.com/office/word/2024/wordml/sdtformatlock" xmlns:w16se="http://schemas.microsoft.com/office/word/2015/wordml/symex" mc:Ignorable="w14 w15 w16se w16cid w16 w16cex w16sdtdh w16sdtfl w16du">
+<w:styles xmlns:mc="http://schemas.openxmlformats.org/markup-compatibility/2006" xmlns:r="http://schemas.openxmlformats.org/officeDocument/2006/relationships" xmlns:w="http://schemas.openxmlformats.org/wordprocessingml/2006/main" xmlns:w14="http://schemas.microsoft.com/office/word/2010/wordml" xmlns:w15="http://schemas.microsoft.com/office/word/2012/wordml" xmlns:w16cex="http://schemas.microsoft.com/office/word/2018/wordml/cex" xmlns:w16cid="http://schemas.microsoft.com/office/word/2016/wordml/cid" xmlns:w16="http://schemas.microsoft.com/office/word/2018/wordml" xmlns:w16sdtdh="http://schemas.microsoft.com/office/word/2020/wordml/sdtdatahash" xmlns:w16se="http://schemas.microsoft.com/office/word/2015/wordml/symex" mc:Ignorable="w14 w15 w16se w16cid w16 w16cex w16sdtdh">
   <w:docDefaults>
     <w:rPrDefault>
       <w:rPr>
